--- a/app/static/docs/CI PUNCION SECA.docx
+++ b/app/static/docs/CI PUNCION SECA.docx
@@ -354,7 +354,6 @@
           <w:rFonts w:ascii="Century Gothic" w:hAnsi="Century Gothic"/>
           <w:b/>
         </w:rPr>
-        <w:lastRenderedPageBreak/>
         <w:t>Objetivo de la técnica de Punción Seca:</w:t>
       </w:r>
     </w:p>
@@ -1391,6 +1390,11 @@
           <w:rFonts w:ascii="Century Gothic" w:hAnsi="Century Gothic"/>
         </w:rPr>
         <w:br/>
+      </w:r>
+      <w:r>
+        <w:rPr>
+          <w:rFonts w:ascii="Century Gothic" w:hAnsi="Century Gothic"/>
+        </w:rPr>
         <w:t>{{</w:t>
       </w:r>
       <w:proofErr w:type="spellStart"/>
@@ -1512,6 +1516,123 @@
           <w:rFonts w:ascii="Century Gothic" w:hAnsi="Century Gothic"/>
         </w:rPr>
         <w:t>}}</w:t>
+      </w:r>
+    </w:p>
+    <w:p>
+      <w:pPr>
+        <w:spacing w:after="120"/>
+        <w:ind w:left="360" w:firstLine="0"/>
+        <w:jc w:val="both"/>
+        <w:rPr>
+          <w:rFonts w:ascii="Century Gothic" w:hAnsi="Century Gothic"/>
+          <w:sz w:val="20"/>
+          <w:szCs w:val="20"/>
+        </w:rPr>
+      </w:pPr>
+    </w:p>
+    <w:p>
+      <w:pPr>
+        <w:spacing w:after="120"/>
+        <w:ind w:left="360" w:firstLine="0"/>
+        <w:jc w:val="both"/>
+        <w:rPr>
+          <w:rFonts w:ascii="Century Gothic" w:hAnsi="Century Gothic"/>
+          <w:sz w:val="20"/>
+          <w:szCs w:val="20"/>
+        </w:rPr>
+      </w:pPr>
+    </w:p>
+    <w:p>
+      <w:pPr>
+        <w:spacing w:after="120"/>
+        <w:ind w:left="360" w:firstLine="0"/>
+        <w:jc w:val="both"/>
+        <w:rPr>
+          <w:rFonts w:ascii="Century Gothic" w:hAnsi="Century Gothic"/>
+          <w:sz w:val="20"/>
+          <w:szCs w:val="20"/>
+        </w:rPr>
+      </w:pPr>
+    </w:p>
+    <w:p>
+      <w:pPr>
+        <w:spacing w:after="120"/>
+        <w:ind w:left="360" w:firstLine="0"/>
+        <w:jc w:val="both"/>
+        <w:rPr>
+          <w:rFonts w:ascii="Century Gothic" w:hAnsi="Century Gothic"/>
+          <w:sz w:val="20"/>
+          <w:szCs w:val="20"/>
+        </w:rPr>
+      </w:pPr>
+    </w:p>
+    <w:p>
+      <w:pPr>
+        <w:spacing w:before="0" w:beforeAutospacing="off" w:after="200" w:afterAutospacing="off" w:line="259" w:lineRule="auto"/>
+        <w:ind w:left="0" w:right="0"/>
+        <w:jc w:val="left"/>
+        <w:rPr>
+          <w:rFonts w:ascii="Century Gothic" w:hAnsi="Century Gothic" w:eastAsia="Century Gothic" w:cs="Century Gothic"/>
+          <w:noProof w:val="0"/>
+          <w:sz w:val="20"/>
+          <w:szCs w:val="20"/>
+          <w:lang w:val="es-ES"/>
+        </w:rPr>
+      </w:pPr>
+      <w:r>
+        <w:rPr>
+          <w:rFonts w:ascii="Century Gothic" w:hAnsi="Century Gothic" w:eastAsia="Century Gothic" w:cs="Century Gothic"/>
+          <w:b w:val="0"/>
+          <w:bCs w:val="0"/>
+          <w:i w:val="0"/>
+          <w:iCs w:val="0"/>
+          <w:caps w:val="0"/>
+          <w:smallCaps w:val="0"/>
+          <w:noProof w:val="0"/>
+          <w:color w:val="000000" w:themeColor="text1" w:themeTint="FF" w:themeShade="FF"/>
+          <w:sz w:val="22"/>
+          <w:szCs w:val="22"/>
+          <w:lang w:val="es-ES"/>
+        </w:rPr>
+        <w:t>{{firma_paciente}}</w:t>
+      </w:r>
+      <w:r>
+        <w:tab/>
+      </w:r>
+      <w:r>
+        <w:tab/>
+      </w:r>
+      <w:r>
+        <w:tab/>
+      </w:r>
+      <w:r>
+        <w:tab/>
+      </w:r>
+      <w:r>
+        <w:tab/>
+      </w:r>
+      <w:r>
+        <w:tab/>
+      </w:r>
+      <w:r>
+        <w:tab/>
+      </w:r>
+      <w:r>
+        <w:rPr>
+          <w:rFonts w:ascii="Calibri" w:hAnsi="Calibri" w:eastAsia="Calibri" w:cs="Calibri"/>
+          <w:b w:val="0"/>
+          <w:bCs w:val="0"/>
+          <w:i w:val="0"/>
+          <w:iCs w:val="0"/>
+          <w:caps w:val="0"/>
+          <w:smallCaps w:val="0"/>
+          <w:noProof w:val="0"/>
+          <w:color w:val="000000" w:themeColor="text1" w:themeTint="FF" w:themeShade="FF"/>
+          <w:sz w:val="22"/>
+          <w:szCs w:val="22"/>
+          <w:lang w:val="es-ES"/>
+        </w:rPr>
+        <w:t xml:space="preserve">      {{firma_tutor}}</w:t>
       </w:r>
     </w:p>
     <w:p>
@@ -1531,7 +1652,7 @@
       <w:headerReference w:type="default" r:id="rId8"/>
       <w:footerReference w:type="default" r:id="rId9"/>
       <w:headerReference w:type="first" r:id="rId10"/>
-      <w:pgSz w:w="11906" w:h="16838"/>
+      <w:pgSz w:w="11906" w:h="16838" w:orient="portrait"/>
       <w:pgMar w:top="1417" w:right="1701" w:bottom="1417" w:left="1701" w:header="708" w:footer="708" w:gutter="0"/>
       <w:cols w:space="708"/>
       <w:docGrid w:linePitch="360"/>
@@ -1566,7 +1687,7 @@
 </file>
 
 <file path=word/footer1.xml><?xml version="1.0" encoding="utf-8"?>
-<w:ftr xmlns:wpc="http://schemas.microsoft.com/office/word/2010/wordprocessingCanvas" xmlns:cx="http://schemas.microsoft.com/office/drawing/2014/chartex" xmlns:cx1="http://schemas.microsoft.com/office/drawing/2015/9/8/chartex" xmlns:cx2="http://schemas.microsoft.com/office/drawing/2015/10/21/chartex" xmlns:cx3="http://schemas.microsoft.com/office/drawing/2016/5/9/chartex" xmlns:cx4="http://schemas.microsoft.com/office/drawing/2016/5/10/chartex" xmlns:cx5="http://schemas.microsoft.com/office/drawing/2016/5/11/chartex" xmlns:cx6="http://schemas.microsoft.com/office/drawing/2016/5/12/chartex" xmlns:cx7="http://schemas.microsoft.com/office/drawing/2016/5/13/chartex" xmlns:cx8="http://schemas.microsoft.com/office/drawing/2016/5/14/chartex" xmlns:mc="http://schemas.openxmlformats.org/markup-compatibility/2006" xmlns:aink="http://schemas.microsoft.com/office/drawing/2016/ink" xmlns:am3d="http://schemas.microsoft.com/office/drawing/2017/model3d" xmlns:o="urn:schemas-microsoft-com:office:office" xmlns:oel="http://schemas.microsoft.com/office/2019/extlst" xmlns:r="http://schemas.openxmlformats.org/officeDocument/2006/relationships" xmlns:m="http://schemas.openxmlformats.org/officeDocument/2006/math" xmlns:v="urn:schemas-microsoft-com:vml" xmlns:wp14="http://schemas.microsoft.com/office/word/2010/wordprocessingDrawing" xmlns:wp="http://schemas.openxmlformats.org/drawingml/2006/wordprocessingDrawing" xmlns:w10="urn:schemas-microsoft-com:office:word" xmlns:w="http://schemas.openxmlformats.org/wordprocessingml/2006/main" xmlns:w14="http://schemas.microsoft.com/office/word/2010/wordml" xmlns:w15="http://schemas.microsoft.com/office/word/2012/wordml" xmlns:w16cex="http://schemas.microsoft.com/office/word/2018/wordml/cex" xmlns:w16cid="http://schemas.microsoft.com/office/word/2016/wordml/cid" xmlns:w16="http://schemas.microsoft.com/office/word/2018/wordml" xmlns:w16du="http://schemas.microsoft.com/office/word/2023/wordml/word16du" xmlns:w16sdtdh="http://schemas.microsoft.com/office/word/2020/wordml/sdtdatahash" xmlns:w16sdtfl="http://schemas.microsoft.com/office/word/2024/wordml/sdtformatlock" xmlns:w16se="http://schemas.microsoft.com/office/word/2015/wordml/symex" xmlns:wpg="http://schemas.microsoft.com/office/word/2010/wordprocessingGroup" xmlns:wpi="http://schemas.microsoft.com/office/word/2010/wordprocessingInk" xmlns:wne="http://schemas.microsoft.com/office/word/2006/wordml" xmlns:wps="http://schemas.microsoft.com/office/word/2010/wordprocessingShape" mc:Ignorable="w14 w15 w16se w16cid w16 w16cex w16sdtdh w16sdtfl w16du wp14">
+<w:ftr xmlns:wpc="http://schemas.microsoft.com/office/word/2010/wordprocessingCanvas" xmlns:cx="http://schemas.microsoft.com/office/drawing/2014/chartex" xmlns:cx1="http://schemas.microsoft.com/office/drawing/2015/9/8/chartex" xmlns:cx2="http://schemas.microsoft.com/office/drawing/2015/10/21/chartex" xmlns:cx3="http://schemas.microsoft.com/office/drawing/2016/5/9/chartex" xmlns:cx4="http://schemas.microsoft.com/office/drawing/2016/5/10/chartex" xmlns:cx5="http://schemas.microsoft.com/office/drawing/2016/5/11/chartex" xmlns:cx6="http://schemas.microsoft.com/office/drawing/2016/5/12/chartex" xmlns:cx7="http://schemas.microsoft.com/office/drawing/2016/5/13/chartex" xmlns:cx8="http://schemas.microsoft.com/office/drawing/2016/5/14/chartex" xmlns:mc="http://schemas.openxmlformats.org/markup-compatibility/2006" xmlns:aink="http://schemas.microsoft.com/office/drawing/2016/ink" xmlns:am3d="http://schemas.microsoft.com/office/drawing/2017/model3d" xmlns:o="urn:schemas-microsoft-com:office:office" xmlns:oel="http://schemas.microsoft.com/office/2019/extlst" xmlns:r="http://schemas.openxmlformats.org/officeDocument/2006/relationships" xmlns:m="http://schemas.openxmlformats.org/officeDocument/2006/math" xmlns:v="urn:schemas-microsoft-com:vml" xmlns:wp14="http://schemas.microsoft.com/office/word/2010/wordprocessingDrawing" xmlns:wp="http://schemas.openxmlformats.org/drawingml/2006/wordprocessingDrawing" xmlns:w10="urn:schemas-microsoft-com:office:word" xmlns:w="http://schemas.openxmlformats.org/wordprocessingml/2006/main" xmlns:w14="http://schemas.microsoft.com/office/word/2010/wordml" xmlns:w15="http://schemas.microsoft.com/office/word/2012/wordml" xmlns:w16cex="http://schemas.microsoft.com/office/word/2018/wordml/cex" xmlns:w16cid="http://schemas.microsoft.com/office/word/2016/wordml/cid" xmlns:w16="http://schemas.microsoft.com/office/word/2018/wordml" xmlns:w16du="http://schemas.microsoft.com/office/word/2023/wordml/word16du" xmlns:w16sdtdh="http://schemas.microsoft.com/office/word/2020/wordml/sdtdatahash" xmlns:w16sdtfl="http://schemas.microsoft.com/office/word/2024/wordml/sdtformatlock" xmlns:w16se="http://schemas.microsoft.com/office/word/2015/wordml/symex" xmlns:wpg="http://schemas.microsoft.com/office/word/2010/wordprocessingGroup" xmlns:wpi="http://schemas.microsoft.com/office/word/2010/wordprocessingInk" xmlns:wne="http://schemas.microsoft.com/office/word/2006/wordml" xmlns:wps="http://schemas.microsoft.com/office/word/2010/wordprocessingShape" xmlns:a="http://schemas.openxmlformats.org/drawingml/2006/main" xmlns:pic="http://schemas.openxmlformats.org/drawingml/2006/picture" xmlns:a14="http://schemas.microsoft.com/office/drawing/2010/main" mc:Ignorable="w14 w15 w16se w16cid w16 w16cex w16sdtdh w16sdtfl w16du wp14">
   <w:p>
     <w:pPr>
       <w:pStyle w:val="Piedepgina"/>
@@ -1730,7 +1851,7 @@
       </w:rPr>
       <w:t xml:space="preserve">Tel: 636554300- Email: </w:t>
     </w:r>
-    <w:hyperlink r:id="rId2" w:history="1">
+    <w:hyperlink w:history="1" r:id="rId2">
       <w:r>
         <w:rPr>
           <w:rStyle w:val="Hipervnculo"/>
@@ -1758,6 +1879,13 @@
         <w:lang w:val="en-US"/>
       </w:rPr>
       <w:tab/>
+    </w:r>
+    <w:r>
+      <w:rPr>
+        <w:rFonts w:cstheme="minorHAnsi"/>
+        <w:color w:val="808080" w:themeColor="background1" w:themeShade="80"/>
+        <w:lang w:val="en-US"/>
+      </w:rPr>
       <w:t>NI</w:t>
     </w:r>
     <w:r>
@@ -1840,7 +1968,7 @@
         <w:noProof/>
       </w:rPr>
       <w:pict w14:anchorId="587B2F30">
-        <v:shapetype id="_x0000_t75" coordsize="21600,21600" o:spt="75" o:preferrelative="t" path="m@4@5l@4@11@9@11@9@5xe" filled="f" stroked="f">
+        <v:shapetype id="_x0000_t75" coordsize="21600,21600" filled="f" stroked="f" o:spt="75" o:preferrelative="t" path="m@4@5l@4@11@9@11@9@5xe">
           <v:stroke joinstyle="miter"/>
           <v:formulas>
             <v:f eqn="if lineDrawn pixelLineWidth 0"/>
@@ -1856,11 +1984,11 @@
             <v:f eqn="prod @7 21600 pixelHeight"/>
             <v:f eqn="sum @10 21600 0"/>
           </v:formulas>
-          <v:path o:extrusionok="f" gradientshapeok="t" o:connecttype="rect"/>
+          <v:path gradientshapeok="t" o:connecttype="rect" o:extrusionok="f"/>
           <o:lock v:ext="edit" aspectratio="t"/>
         </v:shapetype>
-        <v:shape id="WordPictureWatermark2495846" o:spid="_x0000_s1027" type="#_x0000_t75" alt="" style="position:absolute;left:0;text-align:left;margin-left:0;margin-top:0;width:425.15pt;height:425.15pt;z-index:-251631616;mso-wrap-edited:f;mso-width-percent:0;mso-height-percent:0;mso-position-horizontal:center;mso-position-horizontal-relative:margin;mso-position-vertical:center;mso-position-vertical-relative:margin;mso-width-percent:0;mso-height-percent:0" o:allowincell="f">
-          <v:imagedata r:id="rId1" o:title="LOGO" gain="19661f" blacklevel="22938f"/>
+        <v:shape id="WordPictureWatermark2495846" style="position:absolute;left:0;text-align:left;margin-left:0;margin-top:0;width:425.15pt;height:425.15pt;z-index:-251631616;mso-wrap-edited:f;mso-width-percent:0;mso-height-percent:0;mso-position-horizontal:center;mso-position-horizontal-relative:margin;mso-position-vertical:center;mso-position-vertical-relative:margin;mso-width-percent:0;mso-height-percent:0" alt="" o:spid="_x0000_s1027" o:allowincell="f" type="#_x0000_t75">
+          <v:imagedata gain="19661f" blacklevel="22938f" o:title="LOGO" r:id="rId1"/>
           <w10:wrap anchorx="margin" anchory="margin"/>
         </v:shape>
       </w:pict>
@@ -1880,7 +2008,7 @@
         <w:noProof/>
       </w:rPr>
       <w:pict w14:anchorId="5F19AD7A">
-        <v:shapetype id="_x0000_t75" coordsize="21600,21600" o:spt="75" o:preferrelative="t" path="m@4@5l@4@11@9@11@9@5xe" filled="f" stroked="f">
+        <v:shapetype id="_x0000_t75" coordsize="21600,21600" filled="f" stroked="f" o:spt="75" o:preferrelative="t" path="m@4@5l@4@11@9@11@9@5xe">
           <v:stroke joinstyle="miter"/>
           <v:formulas>
             <v:f eqn="if lineDrawn pixelLineWidth 0"/>
@@ -1896,11 +2024,11 @@
             <v:f eqn="prod @7 21600 pixelHeight"/>
             <v:f eqn="sum @10 21600 0"/>
           </v:formulas>
-          <v:path o:extrusionok="f" gradientshapeok="t" o:connecttype="rect"/>
+          <v:path gradientshapeok="t" o:connecttype="rect" o:extrusionok="f"/>
           <o:lock v:ext="edit" aspectratio="t"/>
         </v:shapetype>
-        <v:shape id="WordPictureWatermark2495847" o:spid="_x0000_s1026" type="#_x0000_t75" alt="" style="position:absolute;left:0;text-align:left;margin-left:0;margin-top:0;width:425.15pt;height:425.15pt;z-index:-251629568;mso-wrap-edited:f;mso-width-percent:0;mso-height-percent:0;mso-position-horizontal:center;mso-position-horizontal-relative:margin;mso-position-vertical:center;mso-position-vertical-relative:margin;mso-width-percent:0;mso-height-percent:0" o:allowincell="f">
-          <v:imagedata r:id="rId1" o:title="LOGO" gain="19661f" blacklevel="22938f"/>
+        <v:shape id="WordPictureWatermark2495847" style="position:absolute;left:0;text-align:left;margin-left:0;margin-top:0;width:425.15pt;height:425.15pt;z-index:-251629568;mso-wrap-edited:f;mso-width-percent:0;mso-height-percent:0;mso-position-horizontal:center;mso-position-horizontal-relative:margin;mso-position-vertical:center;mso-position-vertical-relative:margin;mso-width-percent:0;mso-height-percent:0" alt="" o:spid="_x0000_s1026" o:allowincell="f" type="#_x0000_t75">
+          <v:imagedata gain="19661f" blacklevel="22938f" o:title="LOGO" r:id="rId1"/>
           <w10:wrap anchorx="margin" anchory="margin"/>
         </v:shape>
       </w:pict>
@@ -1920,7 +2048,7 @@
         <w:noProof/>
       </w:rPr>
       <w:pict w14:anchorId="010AA2D1">
-        <v:shapetype id="_x0000_t75" coordsize="21600,21600" o:spt="75" o:preferrelative="t" path="m@4@5l@4@11@9@11@9@5xe" filled="f" stroked="f">
+        <v:shapetype id="_x0000_t75" coordsize="21600,21600" filled="f" stroked="f" o:spt="75" o:preferrelative="t" path="m@4@5l@4@11@9@11@9@5xe">
           <v:stroke joinstyle="miter"/>
           <v:formulas>
             <v:f eqn="if lineDrawn pixelLineWidth 0"/>
@@ -1936,11 +2064,11 @@
             <v:f eqn="prod @7 21600 pixelHeight"/>
             <v:f eqn="sum @10 21600 0"/>
           </v:formulas>
-          <v:path o:extrusionok="f" gradientshapeok="t" o:connecttype="rect"/>
+          <v:path gradientshapeok="t" o:connecttype="rect" o:extrusionok="f"/>
           <o:lock v:ext="edit" aspectratio="t"/>
         </v:shapetype>
-        <v:shape id="WordPictureWatermark2495845" o:spid="_x0000_s1025" type="#_x0000_t75" alt="" style="position:absolute;left:0;text-align:left;margin-left:0;margin-top:0;width:425.15pt;height:425.15pt;z-index:-251633664;mso-wrap-edited:f;mso-width-percent:0;mso-height-percent:0;mso-position-horizontal:center;mso-position-horizontal-relative:margin;mso-position-vertical:center;mso-position-vertical-relative:margin;mso-width-percent:0;mso-height-percent:0" o:allowincell="f">
-          <v:imagedata r:id="rId1" o:title="LOGO" gain="19661f" blacklevel="22938f"/>
+        <v:shape id="WordPictureWatermark2495845" style="position:absolute;left:0;text-align:left;margin-left:0;margin-top:0;width:425.15pt;height:425.15pt;z-index:-251633664;mso-wrap-edited:f;mso-width-percent:0;mso-height-percent:0;mso-position-horizontal:center;mso-position-horizontal-relative:margin;mso-position-vertical:center;mso-position-vertical-relative:margin;mso-width-percent:0;mso-height-percent:0" alt="" o:spid="_x0000_s1025" o:allowincell="f" type="#_x0000_t75">
+          <v:imagedata gain="19661f" blacklevel="22938f" o:title="LOGO" r:id="rId1"/>
           <w10:wrap anchorx="margin" anchory="margin"/>
         </v:shape>
       </w:pict>
@@ -1963,7 +2091,7 @@
         <w:ind w:left="720" w:hanging="360"/>
       </w:pPr>
       <w:rPr>
-        <w:rFonts w:ascii="Century Gothic" w:eastAsiaTheme="minorHAnsi" w:hAnsi="Century Gothic" w:cstheme="minorBidi" w:hint="default"/>
+        <w:rFonts w:hint="default" w:ascii="Century Gothic" w:hAnsi="Century Gothic" w:eastAsiaTheme="minorHAnsi" w:cstheme="minorBidi"/>
       </w:rPr>
     </w:lvl>
     <w:lvl w:ilvl="1" w:tplc="0C0A0003" w:tentative="1">
@@ -1975,7 +2103,7 @@
         <w:ind w:left="1440" w:hanging="360"/>
       </w:pPr>
       <w:rPr>
-        <w:rFonts w:ascii="Courier New" w:hAnsi="Courier New" w:cs="Courier New" w:hint="default"/>
+        <w:rFonts w:hint="default" w:ascii="Courier New" w:hAnsi="Courier New" w:cs="Courier New"/>
       </w:rPr>
     </w:lvl>
     <w:lvl w:ilvl="2" w:tplc="0C0A0005" w:tentative="1">
@@ -1987,7 +2115,7 @@
         <w:ind w:left="2160" w:hanging="360"/>
       </w:pPr>
       <w:rPr>
-        <w:rFonts w:ascii="Wingdings" w:hAnsi="Wingdings" w:hint="default"/>
+        <w:rFonts w:hint="default" w:ascii="Wingdings" w:hAnsi="Wingdings"/>
       </w:rPr>
     </w:lvl>
     <w:lvl w:ilvl="3" w:tplc="0C0A0001" w:tentative="1">
@@ -1999,7 +2127,7 @@
         <w:ind w:left="2880" w:hanging="360"/>
       </w:pPr>
       <w:rPr>
-        <w:rFonts w:ascii="Symbol" w:hAnsi="Symbol" w:hint="default"/>
+        <w:rFonts w:hint="default" w:ascii="Symbol" w:hAnsi="Symbol"/>
       </w:rPr>
     </w:lvl>
     <w:lvl w:ilvl="4" w:tplc="0C0A0003" w:tentative="1">
@@ -2011,7 +2139,7 @@
         <w:ind w:left="3600" w:hanging="360"/>
       </w:pPr>
       <w:rPr>
-        <w:rFonts w:ascii="Courier New" w:hAnsi="Courier New" w:cs="Courier New" w:hint="default"/>
+        <w:rFonts w:hint="default" w:ascii="Courier New" w:hAnsi="Courier New" w:cs="Courier New"/>
       </w:rPr>
     </w:lvl>
     <w:lvl w:ilvl="5" w:tplc="0C0A0005" w:tentative="1">
@@ -2023,7 +2151,7 @@
         <w:ind w:left="4320" w:hanging="360"/>
       </w:pPr>
       <w:rPr>
-        <w:rFonts w:ascii="Wingdings" w:hAnsi="Wingdings" w:hint="default"/>
+        <w:rFonts w:hint="default" w:ascii="Wingdings" w:hAnsi="Wingdings"/>
       </w:rPr>
     </w:lvl>
     <w:lvl w:ilvl="6" w:tplc="0C0A0001" w:tentative="1">
@@ -2035,7 +2163,7 @@
         <w:ind w:left="5040" w:hanging="360"/>
       </w:pPr>
       <w:rPr>
-        <w:rFonts w:ascii="Symbol" w:hAnsi="Symbol" w:hint="default"/>
+        <w:rFonts w:hint="default" w:ascii="Symbol" w:hAnsi="Symbol"/>
       </w:rPr>
     </w:lvl>
     <w:lvl w:ilvl="7" w:tplc="0C0A0003" w:tentative="1">
@@ -2047,7 +2175,7 @@
         <w:ind w:left="5760" w:hanging="360"/>
       </w:pPr>
       <w:rPr>
-        <w:rFonts w:ascii="Courier New" w:hAnsi="Courier New" w:cs="Courier New" w:hint="default"/>
+        <w:rFonts w:hint="default" w:ascii="Courier New" w:hAnsi="Courier New" w:cs="Courier New"/>
       </w:rPr>
     </w:lvl>
     <w:lvl w:ilvl="8" w:tplc="0C0A0005" w:tentative="1">
@@ -2059,7 +2187,7 @@
         <w:ind w:left="6480" w:hanging="360"/>
       </w:pPr>
       <w:rPr>
-        <w:rFonts w:ascii="Wingdings" w:hAnsi="Wingdings" w:hint="default"/>
+        <w:rFonts w:hint="default" w:ascii="Wingdings" w:hAnsi="Wingdings"/>
       </w:rPr>
     </w:lvl>
   </w:abstractNum>
@@ -2076,7 +2204,7 @@
         <w:ind w:left="720" w:hanging="360"/>
       </w:pPr>
       <w:rPr>
-        <w:rFonts w:ascii="Wingdings" w:hAnsi="Wingdings" w:hint="default"/>
+        <w:rFonts w:hint="default" w:ascii="Wingdings" w:hAnsi="Wingdings"/>
       </w:rPr>
     </w:lvl>
     <w:lvl w:ilvl="1" w:tplc="0C0A0003" w:tentative="1">
@@ -2088,7 +2216,7 @@
         <w:ind w:left="1440" w:hanging="360"/>
       </w:pPr>
       <w:rPr>
-        <w:rFonts w:ascii="Courier New" w:hAnsi="Courier New" w:cs="Courier New" w:hint="default"/>
+        <w:rFonts w:hint="default" w:ascii="Courier New" w:hAnsi="Courier New" w:cs="Courier New"/>
       </w:rPr>
     </w:lvl>
     <w:lvl w:ilvl="2" w:tplc="0C0A0005" w:tentative="1">
@@ -2100,7 +2228,7 @@
         <w:ind w:left="2160" w:hanging="360"/>
       </w:pPr>
       <w:rPr>
-        <w:rFonts w:ascii="Wingdings" w:hAnsi="Wingdings" w:hint="default"/>
+        <w:rFonts w:hint="default" w:ascii="Wingdings" w:hAnsi="Wingdings"/>
       </w:rPr>
     </w:lvl>
     <w:lvl w:ilvl="3" w:tplc="0C0A0001" w:tentative="1">
@@ -2112,7 +2240,7 @@
         <w:ind w:left="2880" w:hanging="360"/>
       </w:pPr>
       <w:rPr>
-        <w:rFonts w:ascii="Symbol" w:hAnsi="Symbol" w:hint="default"/>
+        <w:rFonts w:hint="default" w:ascii="Symbol" w:hAnsi="Symbol"/>
       </w:rPr>
     </w:lvl>
     <w:lvl w:ilvl="4" w:tplc="0C0A0003" w:tentative="1">
@@ -2124,7 +2252,7 @@
         <w:ind w:left="3600" w:hanging="360"/>
       </w:pPr>
       <w:rPr>
-        <w:rFonts w:ascii="Courier New" w:hAnsi="Courier New" w:cs="Courier New" w:hint="default"/>
+        <w:rFonts w:hint="default" w:ascii="Courier New" w:hAnsi="Courier New" w:cs="Courier New"/>
       </w:rPr>
     </w:lvl>
     <w:lvl w:ilvl="5" w:tplc="0C0A0005" w:tentative="1">
@@ -2136,7 +2264,7 @@
         <w:ind w:left="4320" w:hanging="360"/>
       </w:pPr>
       <w:rPr>
-        <w:rFonts w:ascii="Wingdings" w:hAnsi="Wingdings" w:hint="default"/>
+        <w:rFonts w:hint="default" w:ascii="Wingdings" w:hAnsi="Wingdings"/>
       </w:rPr>
     </w:lvl>
     <w:lvl w:ilvl="6" w:tplc="0C0A0001" w:tentative="1">
@@ -2148,7 +2276,7 @@
         <w:ind w:left="5040" w:hanging="360"/>
       </w:pPr>
       <w:rPr>
-        <w:rFonts w:ascii="Symbol" w:hAnsi="Symbol" w:hint="default"/>
+        <w:rFonts w:hint="default" w:ascii="Symbol" w:hAnsi="Symbol"/>
       </w:rPr>
     </w:lvl>
     <w:lvl w:ilvl="7" w:tplc="0C0A0003" w:tentative="1">
@@ -2160,7 +2288,7 @@
         <w:ind w:left="5760" w:hanging="360"/>
       </w:pPr>
       <w:rPr>
-        <w:rFonts w:ascii="Courier New" w:hAnsi="Courier New" w:cs="Courier New" w:hint="default"/>
+        <w:rFonts w:hint="default" w:ascii="Courier New" w:hAnsi="Courier New" w:cs="Courier New"/>
       </w:rPr>
     </w:lvl>
     <w:lvl w:ilvl="8" w:tplc="0C0A0005" w:tentative="1">
@@ -2172,7 +2300,7 @@
         <w:ind w:left="6480" w:hanging="360"/>
       </w:pPr>
       <w:rPr>
-        <w:rFonts w:ascii="Wingdings" w:hAnsi="Wingdings" w:hint="default"/>
+        <w:rFonts w:hint="default" w:ascii="Wingdings" w:hAnsi="Wingdings"/>
       </w:rPr>
     </w:lvl>
   </w:abstractNum>
@@ -2189,7 +2317,7 @@
         <w:ind w:left="720" w:hanging="360"/>
       </w:pPr>
       <w:rPr>
-        <w:rFonts w:ascii="Wingdings" w:hAnsi="Wingdings" w:hint="default"/>
+        <w:rFonts w:hint="default" w:ascii="Wingdings" w:hAnsi="Wingdings"/>
       </w:rPr>
     </w:lvl>
     <w:lvl w:ilvl="1" w:tplc="0C0A000D">
@@ -2201,7 +2329,7 @@
         <w:ind w:left="1440" w:hanging="360"/>
       </w:pPr>
       <w:rPr>
-        <w:rFonts w:ascii="Wingdings" w:hAnsi="Wingdings" w:hint="default"/>
+        <w:rFonts w:hint="default" w:ascii="Wingdings" w:hAnsi="Wingdings"/>
       </w:rPr>
     </w:lvl>
     <w:lvl w:ilvl="2" w:tplc="0C0A0005" w:tentative="1">
@@ -2213,7 +2341,7 @@
         <w:ind w:left="2160" w:hanging="360"/>
       </w:pPr>
       <w:rPr>
-        <w:rFonts w:ascii="Wingdings" w:hAnsi="Wingdings" w:hint="default"/>
+        <w:rFonts w:hint="default" w:ascii="Wingdings" w:hAnsi="Wingdings"/>
       </w:rPr>
     </w:lvl>
     <w:lvl w:ilvl="3" w:tplc="0C0A0001" w:tentative="1">
@@ -2225,7 +2353,7 @@
         <w:ind w:left="2880" w:hanging="360"/>
       </w:pPr>
       <w:rPr>
-        <w:rFonts w:ascii="Symbol" w:hAnsi="Symbol" w:hint="default"/>
+        <w:rFonts w:hint="default" w:ascii="Symbol" w:hAnsi="Symbol"/>
       </w:rPr>
     </w:lvl>
     <w:lvl w:ilvl="4" w:tplc="0C0A0003" w:tentative="1">
@@ -2237,7 +2365,7 @@
         <w:ind w:left="3600" w:hanging="360"/>
       </w:pPr>
       <w:rPr>
-        <w:rFonts w:ascii="Courier New" w:hAnsi="Courier New" w:cs="Courier New" w:hint="default"/>
+        <w:rFonts w:hint="default" w:ascii="Courier New" w:hAnsi="Courier New" w:cs="Courier New"/>
       </w:rPr>
     </w:lvl>
     <w:lvl w:ilvl="5" w:tplc="0C0A0005" w:tentative="1">
@@ -2249,7 +2377,7 @@
         <w:ind w:left="4320" w:hanging="360"/>
       </w:pPr>
       <w:rPr>
-        <w:rFonts w:ascii="Wingdings" w:hAnsi="Wingdings" w:hint="default"/>
+        <w:rFonts w:hint="default" w:ascii="Wingdings" w:hAnsi="Wingdings"/>
       </w:rPr>
     </w:lvl>
     <w:lvl w:ilvl="6" w:tplc="0C0A0001" w:tentative="1">
@@ -2261,7 +2389,7 @@
         <w:ind w:left="5040" w:hanging="360"/>
       </w:pPr>
       <w:rPr>
-        <w:rFonts w:ascii="Symbol" w:hAnsi="Symbol" w:hint="default"/>
+        <w:rFonts w:hint="default" w:ascii="Symbol" w:hAnsi="Symbol"/>
       </w:rPr>
     </w:lvl>
     <w:lvl w:ilvl="7" w:tplc="0C0A0003" w:tentative="1">
@@ -2273,7 +2401,7 @@
         <w:ind w:left="5760" w:hanging="360"/>
       </w:pPr>
       <w:rPr>
-        <w:rFonts w:ascii="Courier New" w:hAnsi="Courier New" w:cs="Courier New" w:hint="default"/>
+        <w:rFonts w:hint="default" w:ascii="Courier New" w:hAnsi="Courier New" w:cs="Courier New"/>
       </w:rPr>
     </w:lvl>
     <w:lvl w:ilvl="8" w:tplc="0C0A0005" w:tentative="1">
@@ -2285,7 +2413,7 @@
         <w:ind w:left="6480" w:hanging="360"/>
       </w:pPr>
       <w:rPr>
-        <w:rFonts w:ascii="Wingdings" w:hAnsi="Wingdings" w:hint="default"/>
+        <w:rFonts w:hint="default" w:ascii="Wingdings" w:hAnsi="Wingdings"/>
       </w:rPr>
     </w:lvl>
   </w:abstractNum>
@@ -2302,11 +2430,11 @@
 </file>
 
 <file path=word/styles.xml><?xml version="1.0" encoding="utf-8"?>
-<w:styles xmlns:mc="http://schemas.openxmlformats.org/markup-compatibility/2006" xmlns:r="http://schemas.openxmlformats.org/officeDocument/2006/relationships" xmlns:w="http://schemas.openxmlformats.org/wordprocessingml/2006/main" xmlns:w14="http://schemas.microsoft.com/office/word/2010/wordml" xmlns:w15="http://schemas.microsoft.com/office/word/2012/wordml" xmlns:w16cex="http://schemas.microsoft.com/office/word/2018/wordml/cex" xmlns:w16cid="http://schemas.microsoft.com/office/word/2016/wordml/cid" xmlns:w16="http://schemas.microsoft.com/office/word/2018/wordml" xmlns:w16du="http://schemas.microsoft.com/office/word/2023/wordml/word16du" xmlns:w16sdtdh="http://schemas.microsoft.com/office/word/2020/wordml/sdtdatahash" xmlns:w16sdtfl="http://schemas.microsoft.com/office/word/2024/wordml/sdtformatlock" xmlns:w16se="http://schemas.microsoft.com/office/word/2015/wordml/symex" mc:Ignorable="w14 w15 w16se w16cid w16 w16cex w16sdtdh w16sdtfl w16du">
+<w:styles xmlns:wp14="http://schemas.microsoft.com/office/word/2010/wordprocessingDrawing" xmlns:mc="http://schemas.openxmlformats.org/markup-compatibility/2006" xmlns:r="http://schemas.openxmlformats.org/officeDocument/2006/relationships" xmlns:w="http://schemas.openxmlformats.org/wordprocessingml/2006/main" xmlns:w14="http://schemas.microsoft.com/office/word/2010/wordml" xmlns:w15="http://schemas.microsoft.com/office/word/2012/wordml" xmlns:w16cex="http://schemas.microsoft.com/office/word/2018/wordml/cex" xmlns:w16cid="http://schemas.microsoft.com/office/word/2016/wordml/cid" xmlns:w16="http://schemas.microsoft.com/office/word/2018/wordml" xmlns:w16du="http://schemas.microsoft.com/office/word/2023/wordml/word16du" xmlns:w16sdtdh="http://schemas.microsoft.com/office/word/2020/wordml/sdtdatahash" xmlns:w16sdtfl="http://schemas.microsoft.com/office/word/2024/wordml/sdtformatlock" xmlns:w16se="http://schemas.microsoft.com/office/word/2015/wordml/symex" mc:Ignorable="w14 w15 w16se w16cid w16 w16cex w16sdtdh w16sdtfl w16du wp14">
   <w:docDefaults>
     <w:rPrDefault>
       <w:rPr>
-        <w:rFonts w:asciiTheme="minorHAnsi" w:eastAsiaTheme="minorHAnsi" w:hAnsiTheme="minorHAnsi" w:cstheme="minorBidi"/>
+        <w:rFonts w:asciiTheme="minorHAnsi" w:hAnsiTheme="minorHAnsi" w:eastAsiaTheme="minorHAnsi" w:cstheme="minorBidi"/>
         <w:sz w:val="22"/>
         <w:szCs w:val="22"/>
         <w:lang w:val="es-ES" w:eastAsia="en-US" w:bidi="ar-SA"/>
@@ -2322,14 +2450,14 @@
   <w:latentStyles w:defLockedState="0" w:defUIPriority="99" w:defSemiHidden="0" w:defUnhideWhenUsed="0" w:defQFormat="0" w:count="376">
     <w:lsdException w:name="Normal" w:uiPriority="0" w:qFormat="1"/>
     <w:lsdException w:name="heading 1" w:uiPriority="9" w:qFormat="1"/>
-    <w:lsdException w:name="heading 2" w:semiHidden="1" w:uiPriority="9" w:unhideWhenUsed="1" w:qFormat="1"/>
-    <w:lsdException w:name="heading 3" w:semiHidden="1" w:uiPriority="9" w:unhideWhenUsed="1" w:qFormat="1"/>
-    <w:lsdException w:name="heading 4" w:semiHidden="1" w:uiPriority="9" w:unhideWhenUsed="1" w:qFormat="1"/>
-    <w:lsdException w:name="heading 5" w:semiHidden="1" w:uiPriority="9" w:unhideWhenUsed="1" w:qFormat="1"/>
-    <w:lsdException w:name="heading 6" w:semiHidden="1" w:uiPriority="9" w:unhideWhenUsed="1" w:qFormat="1"/>
-    <w:lsdException w:name="heading 7" w:semiHidden="1" w:uiPriority="9" w:unhideWhenUsed="1" w:qFormat="1"/>
-    <w:lsdException w:name="heading 8" w:semiHidden="1" w:uiPriority="9" w:unhideWhenUsed="1" w:qFormat="1"/>
-    <w:lsdException w:name="heading 9" w:semiHidden="1" w:uiPriority="9" w:unhideWhenUsed="1" w:qFormat="1"/>
+    <w:lsdException w:name="heading 2" w:uiPriority="9" w:semiHidden="1" w:unhideWhenUsed="1" w:qFormat="1"/>
+    <w:lsdException w:name="heading 3" w:uiPriority="9" w:semiHidden="1" w:unhideWhenUsed="1" w:qFormat="1"/>
+    <w:lsdException w:name="heading 4" w:uiPriority="9" w:semiHidden="1" w:unhideWhenUsed="1" w:qFormat="1"/>
+    <w:lsdException w:name="heading 5" w:uiPriority="9" w:semiHidden="1" w:unhideWhenUsed="1" w:qFormat="1"/>
+    <w:lsdException w:name="heading 6" w:uiPriority="9" w:semiHidden="1" w:unhideWhenUsed="1" w:qFormat="1"/>
+    <w:lsdException w:name="heading 7" w:uiPriority="9" w:semiHidden="1" w:unhideWhenUsed="1" w:qFormat="1"/>
+    <w:lsdException w:name="heading 8" w:uiPriority="9" w:semiHidden="1" w:unhideWhenUsed="1" w:qFormat="1"/>
+    <w:lsdException w:name="heading 9" w:uiPriority="9" w:semiHidden="1" w:unhideWhenUsed="1" w:qFormat="1"/>
     <w:lsdException w:name="index 1" w:semiHidden="1" w:unhideWhenUsed="1"/>
     <w:lsdException w:name="index 2" w:semiHidden="1" w:unhideWhenUsed="1"/>
     <w:lsdException w:name="index 3" w:semiHidden="1" w:unhideWhenUsed="1"/>
@@ -2339,22 +2467,22 @@
     <w:lsdException w:name="index 7" w:semiHidden="1" w:unhideWhenUsed="1"/>
     <w:lsdException w:name="index 8" w:semiHidden="1" w:unhideWhenUsed="1"/>
     <w:lsdException w:name="index 9" w:semiHidden="1" w:unhideWhenUsed="1"/>
-    <w:lsdException w:name="toc 1" w:semiHidden="1" w:uiPriority="39" w:unhideWhenUsed="1"/>
-    <w:lsdException w:name="toc 2" w:semiHidden="1" w:uiPriority="39" w:unhideWhenUsed="1"/>
-    <w:lsdException w:name="toc 3" w:semiHidden="1" w:uiPriority="39" w:unhideWhenUsed="1"/>
-    <w:lsdException w:name="toc 4" w:semiHidden="1" w:uiPriority="39" w:unhideWhenUsed="1"/>
-    <w:lsdException w:name="toc 5" w:semiHidden="1" w:uiPriority="39" w:unhideWhenUsed="1"/>
-    <w:lsdException w:name="toc 6" w:semiHidden="1" w:uiPriority="39" w:unhideWhenUsed="1"/>
-    <w:lsdException w:name="toc 7" w:semiHidden="1" w:uiPriority="39" w:unhideWhenUsed="1"/>
-    <w:lsdException w:name="toc 8" w:semiHidden="1" w:uiPriority="39" w:unhideWhenUsed="1"/>
-    <w:lsdException w:name="toc 9" w:semiHidden="1" w:uiPriority="39" w:unhideWhenUsed="1"/>
+    <w:lsdException w:name="toc 1" w:uiPriority="39" w:semiHidden="1" w:unhideWhenUsed="1"/>
+    <w:lsdException w:name="toc 2" w:uiPriority="39" w:semiHidden="1" w:unhideWhenUsed="1"/>
+    <w:lsdException w:name="toc 3" w:uiPriority="39" w:semiHidden="1" w:unhideWhenUsed="1"/>
+    <w:lsdException w:name="toc 4" w:uiPriority="39" w:semiHidden="1" w:unhideWhenUsed="1"/>
+    <w:lsdException w:name="toc 5" w:uiPriority="39" w:semiHidden="1" w:unhideWhenUsed="1"/>
+    <w:lsdException w:name="toc 6" w:uiPriority="39" w:semiHidden="1" w:unhideWhenUsed="1"/>
+    <w:lsdException w:name="toc 7" w:uiPriority="39" w:semiHidden="1" w:unhideWhenUsed="1"/>
+    <w:lsdException w:name="toc 8" w:uiPriority="39" w:semiHidden="1" w:unhideWhenUsed="1"/>
+    <w:lsdException w:name="toc 9" w:uiPriority="39" w:semiHidden="1" w:unhideWhenUsed="1"/>
     <w:lsdException w:name="Normal Indent" w:semiHidden="1" w:unhideWhenUsed="1"/>
     <w:lsdException w:name="footnote text" w:semiHidden="1" w:unhideWhenUsed="1"/>
     <w:lsdException w:name="annotation text" w:semiHidden="1" w:unhideWhenUsed="1"/>
     <w:lsdException w:name="header" w:semiHidden="1" w:unhideWhenUsed="1"/>
     <w:lsdException w:name="footer" w:semiHidden="1" w:unhideWhenUsed="1"/>
     <w:lsdException w:name="index heading" w:semiHidden="1" w:unhideWhenUsed="1"/>
-    <w:lsdException w:name="caption" w:semiHidden="1" w:uiPriority="35" w:unhideWhenUsed="1" w:qFormat="1"/>
+    <w:lsdException w:name="caption" w:uiPriority="35" w:semiHidden="1" w:unhideWhenUsed="1" w:qFormat="1"/>
     <w:lsdException w:name="table of figures" w:semiHidden="1" w:unhideWhenUsed="1"/>
     <w:lsdException w:name="envelope address" w:semiHidden="1" w:unhideWhenUsed="1"/>
     <w:lsdException w:name="envelope return" w:semiHidden="1" w:unhideWhenUsed="1"/>
@@ -2385,7 +2513,7 @@
     <w:lsdException w:name="Title" w:uiPriority="10" w:qFormat="1"/>
     <w:lsdException w:name="Closing" w:semiHidden="1" w:unhideWhenUsed="1"/>
     <w:lsdException w:name="Signature" w:semiHidden="1" w:unhideWhenUsed="1"/>
-    <w:lsdException w:name="Default Paragraph Font" w:semiHidden="1" w:uiPriority="1" w:unhideWhenUsed="1"/>
+    <w:lsdException w:name="Default Paragraph Font" w:uiPriority="1" w:semiHidden="1" w:unhideWhenUsed="1"/>
     <w:lsdException w:name="Body Text" w:semiHidden="1" w:unhideWhenUsed="1"/>
     <w:lsdException w:name="Body Text Indent" w:semiHidden="1" w:unhideWhenUsed="1"/>
     <w:lsdException w:name="List Continue" w:semiHidden="1" w:unhideWhenUsed="1"/>
@@ -2585,8 +2713,8 @@
     <w:lsdException w:name="Subtle Reference" w:uiPriority="31" w:qFormat="1"/>
     <w:lsdException w:name="Intense Reference" w:uiPriority="32" w:qFormat="1"/>
     <w:lsdException w:name="Book Title" w:uiPriority="33" w:qFormat="1"/>
-    <w:lsdException w:name="Bibliography" w:semiHidden="1" w:uiPriority="37" w:unhideWhenUsed="1"/>
-    <w:lsdException w:name="TOC Heading" w:semiHidden="1" w:uiPriority="39" w:unhideWhenUsed="1" w:qFormat="1"/>
+    <w:lsdException w:name="Bibliography" w:uiPriority="37" w:semiHidden="1" w:unhideWhenUsed="1"/>
+    <w:lsdException w:name="TOC Heading" w:uiPriority="39" w:semiHidden="1" w:unhideWhenUsed="1" w:qFormat="1"/>
     <w:lsdException w:name="Plain Table 1" w:uiPriority="41"/>
     <w:lsdException w:name="Plain Table 2" w:uiPriority="42"/>
     <w:lsdException w:name="Plain Table 3" w:uiPriority="43"/>
@@ -2697,17 +2825,17 @@
     <w:lsdException w:name="Unresolved Mention" w:semiHidden="1" w:unhideWhenUsed="1"/>
     <w:lsdException w:name="Smart Link" w:semiHidden="1" w:unhideWhenUsed="1"/>
   </w:latentStyles>
-  <w:style w:type="paragraph" w:default="1" w:styleId="Normal">
+  <w:style w:type="paragraph" w:styleId="Normal" w:default="1">
     <w:name w:val="Normal"/>
     <w:qFormat/>
   </w:style>
-  <w:style w:type="character" w:default="1" w:styleId="Fuentedeprrafopredeter">
+  <w:style w:type="character" w:styleId="Fuentedeprrafopredeter" w:default="1">
     <w:name w:val="Default Paragraph Font"/>
     <w:uiPriority w:val="1"/>
     <w:semiHidden/>
     <w:unhideWhenUsed/>
   </w:style>
-  <w:style w:type="table" w:default="1" w:styleId="Tablanormal">
+  <w:style w:type="table" w:styleId="Tablanormal" w:default="1">
     <w:name w:val="Normal Table"/>
     <w:uiPriority w:val="99"/>
     <w:semiHidden/>
@@ -2722,7 +2850,7 @@
       </w:tblCellMar>
     </w:tblPr>
   </w:style>
-  <w:style w:type="numbering" w:default="1" w:styleId="Sinlista">
+  <w:style w:type="numbering" w:styleId="Sinlista" w:default="1">
     <w:name w:val="No List"/>
     <w:uiPriority w:val="99"/>
     <w:semiHidden/>
@@ -2754,7 +2882,7 @@
       <w:spacing w:after="0"/>
     </w:pPr>
   </w:style>
-  <w:style w:type="character" w:customStyle="1" w:styleId="EncabezadoCar">
+  <w:style w:type="character" w:styleId="EncabezadoCar" w:customStyle="1">
     <w:name w:val="Encabezado Car"/>
     <w:basedOn w:val="Fuentedeprrafopredeter"/>
     <w:link w:val="Encabezado"/>
@@ -2776,7 +2904,7 @@
       <w:spacing w:after="0"/>
     </w:pPr>
   </w:style>
-  <w:style w:type="character" w:customStyle="1" w:styleId="PiedepginaCar">
+  <w:style w:type="character" w:styleId="PiedepginaCar" w:customStyle="1">
     <w:name w:val="Pie de página Car"/>
     <w:basedOn w:val="Fuentedeprrafopredeter"/>
     <w:link w:val="Piedepgina"/>

--- a/app/static/docs/CI PUNCION SECA.docx
+++ b/app/static/docs/CI PUNCION SECA.docx
@@ -53,49 +53,7 @@
         <w:rPr>
           <w:rFonts w:ascii="Century Gothic" w:hAnsi="Century Gothic"/>
         </w:rPr>
-        <w:t xml:space="preserve">Esta documentación ha sido elaborada conforme a las previsiones contenidas en la Ley General de Sanidad 14/1986 de 25 de </w:t>
-      </w:r>
-      <w:proofErr w:type="gramStart"/>
-      <w:r>
-        <w:rPr>
-          <w:rFonts w:ascii="Century Gothic" w:hAnsi="Century Gothic"/>
-        </w:rPr>
-        <w:t>Abril</w:t>
-      </w:r>
-      <w:proofErr w:type="gramEnd"/>
-      <w:r>
-        <w:rPr>
-          <w:rFonts w:ascii="Century Gothic" w:hAnsi="Century Gothic"/>
-        </w:rPr>
-        <w:t xml:space="preserve">, la Ley andaluza de Salud 2/1998 de 15 de </w:t>
-      </w:r>
-      <w:proofErr w:type="gramStart"/>
-      <w:r>
-        <w:rPr>
-          <w:rFonts w:ascii="Century Gothic" w:hAnsi="Century Gothic"/>
-        </w:rPr>
-        <w:t>Junio</w:t>
-      </w:r>
-      <w:proofErr w:type="gramEnd"/>
-      <w:r>
-        <w:rPr>
-          <w:rFonts w:ascii="Century Gothic" w:hAnsi="Century Gothic"/>
-        </w:rPr>
-        <w:t xml:space="preserve"> y la Ley 41/2002 de 14 de </w:t>
-      </w:r>
-      <w:proofErr w:type="gramStart"/>
-      <w:r>
-        <w:rPr>
-          <w:rFonts w:ascii="Century Gothic" w:hAnsi="Century Gothic"/>
-        </w:rPr>
-        <w:t>Noviembre</w:t>
-      </w:r>
-      <w:proofErr w:type="gramEnd"/>
-      <w:r>
-        <w:rPr>
-          <w:rFonts w:ascii="Century Gothic" w:hAnsi="Century Gothic"/>
-        </w:rPr>
-        <w:t>, reguladora de los derechos y obligaciones en materia de información y documentación clínica, artículos 8, 9 y 10.</w:t>
+        <w:t>Esta documentación ha sido elaborada conforme a las previsiones contenidas en la Ley General de Sanidad 14/1986 de 25 de Abril, la Ley andaluza de Salud 2/1998 de 15 de Junio y la Ley 41/2002 de 14 de Noviembre, reguladora de los derechos y obligaciones en materia de información y documentación clínica, artículos 8, 9 y 10.</w:t>
       </w:r>
     </w:p>
     <w:p>
@@ -116,21 +74,7 @@
         <w:rPr>
           <w:rFonts w:ascii="Century Gothic" w:hAnsi="Century Gothic"/>
         </w:rPr>
-        <w:t>{{</w:t>
-      </w:r>
-      <w:proofErr w:type="spellStart"/>
-      <w:r>
-        <w:rPr>
-          <w:rFonts w:ascii="Century Gothic" w:hAnsi="Century Gothic"/>
-        </w:rPr>
-        <w:t>patología_paciente</w:t>
-      </w:r>
-      <w:proofErr w:type="spellEnd"/>
-      <w:r>
-        <w:rPr>
-          <w:rFonts w:ascii="Century Gothic" w:hAnsi="Century Gothic"/>
-        </w:rPr>
-        <w:t>}}</w:t>
+        <w:t>{{patología_paciente}}</w:t>
       </w:r>
     </w:p>
     <w:p>
@@ -218,23 +162,81 @@
           <w:rFonts w:ascii="Century Gothic" w:hAnsi="Century Gothic"/>
           <w:b/>
         </w:rPr>
-        <w:t xml:space="preserve">¿En </w:t>
-      </w:r>
-      <w:proofErr w:type="spellStart"/>
-      <w:r>
+        <w:t>¿En que consiste el tratamiento de los PGM mediante técnicas invasivas (punción seca)?</w:t>
+      </w:r>
+    </w:p>
+    <w:p>
+      <w:pPr>
+        <w:ind w:firstLine="0"/>
+        <w:jc w:val="both"/>
+        <w:rPr>
+          <w:rFonts w:ascii="Century Gothic" w:hAnsi="Century Gothic"/>
+        </w:rPr>
+      </w:pPr>
+      <w:r>
+        <w:rPr>
+          <w:rFonts w:ascii="Century Gothic" w:hAnsi="Century Gothic"/>
+        </w:rPr>
+        <w:t>Consiste en la introducción de una aguja de acupuntura en el punto gatillo realizando varios abordajes sobre este sin llegar a extraer la aguja en la mayoría de los casos.</w:t>
+      </w:r>
+    </w:p>
+    <w:p>
+      <w:pPr>
+        <w:ind w:firstLine="0"/>
+        <w:jc w:val="both"/>
+        <w:rPr>
+          <w:rFonts w:ascii="Century Gothic" w:hAnsi="Century Gothic"/>
+        </w:rPr>
+      </w:pPr>
+      <w:r>
+        <w:rPr>
+          <w:rFonts w:ascii="Century Gothic" w:hAnsi="Century Gothic"/>
+        </w:rPr>
+        <w:t>Normalmente se establece una pauta de una sesión semanal hasta un máximo de 6 sesiones. Si tras la tercera sesión no se observa mejoría, se suspendería el tratamiento y se establecerían como alternativas al mismo pautas de f</w:t>
+      </w:r>
+      <w:r>
+        <w:rPr>
+          <w:rFonts w:ascii="Century Gothic" w:hAnsi="Century Gothic"/>
+        </w:rPr>
+        <w:t xml:space="preserve">isioterapia de </w:t>
+      </w:r>
+      <w:r>
+        <w:rPr>
+          <w:rFonts w:ascii="Century Gothic" w:hAnsi="Century Gothic"/>
+        </w:rPr>
+        <w:t>tipo conservador (descritas más adelante)</w:t>
+      </w:r>
+    </w:p>
+    <w:p>
+      <w:pPr>
+        <w:ind w:firstLine="0"/>
+        <w:jc w:val="both"/>
+        <w:rPr>
+          <w:rFonts w:ascii="Century Gothic" w:hAnsi="Century Gothic"/>
+        </w:rPr>
+      </w:pPr>
+      <w:r>
+        <w:rPr>
+          <w:rFonts w:ascii="Century Gothic" w:hAnsi="Century Gothic"/>
+        </w:rPr>
+        <w:t>Esta técnica debe ser realizada por fisioterapeutas formados específicamente para aplicarla con total garantía y deben disponer de la titulación que lo acredite.</w:t>
+      </w:r>
+    </w:p>
+    <w:p>
+      <w:pPr>
+        <w:ind w:firstLine="0"/>
+        <w:jc w:val="both"/>
         <w:rPr>
           <w:rFonts w:ascii="Century Gothic" w:hAnsi="Century Gothic"/>
           <w:b/>
         </w:rPr>
-        <w:t>que</w:t>
-      </w:r>
-      <w:proofErr w:type="spellEnd"/>
+      </w:pPr>
       <w:r>
         <w:rPr>
           <w:rFonts w:ascii="Century Gothic" w:hAnsi="Century Gothic"/>
           <w:b/>
         </w:rPr>
-        <w:t xml:space="preserve"> consiste el tratamiento de los PGM mediante técnicas invasivas (punción seca)?</w:t>
+        <w:t>Alternativas al tratamiento mediante Punción Seca:</w:t>
       </w:r>
     </w:p>
     <w:p>
@@ -249,7 +251,7 @@
         <w:rPr>
           <w:rFonts w:ascii="Century Gothic" w:hAnsi="Century Gothic"/>
         </w:rPr>
-        <w:t>Consiste en la introducción de una aguja de acupuntura en el punto gatillo realizando varios abordajes sobre este sin llegar a extraer la aguja en la mayoría de los casos.</w:t>
+        <w:t>Existen técnicas de fisioterapia no invasiva tales como estiramientos, masajes, presión…dirigidas al tratamiento de los PGM, y usted  podrá elegirlas en lugar de la técnica invasiva que aquí se describe.</w:t>
       </w:r>
     </w:p>
     <w:p>
@@ -258,48 +260,6 @@
         <w:jc w:val="both"/>
         <w:rPr>
           <w:rFonts w:ascii="Century Gothic" w:hAnsi="Century Gothic"/>
-        </w:rPr>
-      </w:pPr>
-      <w:r>
-        <w:rPr>
-          <w:rFonts w:ascii="Century Gothic" w:hAnsi="Century Gothic"/>
-        </w:rPr>
-        <w:t>Normalmente se establece una pauta de una sesión semanal hasta un máximo de 6 sesiones. Si tras la tercera sesión no se observa mejoría, se suspendería el tratamiento y se establecerían como alternativas al mismo pautas de f</w:t>
-      </w:r>
-      <w:r>
-        <w:rPr>
-          <w:rFonts w:ascii="Century Gothic" w:hAnsi="Century Gothic"/>
-        </w:rPr>
-        <w:t xml:space="preserve">isioterapia de </w:t>
-      </w:r>
-      <w:r>
-        <w:rPr>
-          <w:rFonts w:ascii="Century Gothic" w:hAnsi="Century Gothic"/>
-        </w:rPr>
-        <w:t>tipo conservador (descritas más adelante)</w:t>
-      </w:r>
-    </w:p>
-    <w:p>
-      <w:pPr>
-        <w:ind w:firstLine="0"/>
-        <w:jc w:val="both"/>
-        <w:rPr>
-          <w:rFonts w:ascii="Century Gothic" w:hAnsi="Century Gothic"/>
-        </w:rPr>
-      </w:pPr>
-      <w:r>
-        <w:rPr>
-          <w:rFonts w:ascii="Century Gothic" w:hAnsi="Century Gothic"/>
-        </w:rPr>
-        <w:t>Esta técnica debe ser realizada por fisioterapeutas formados específicamente para aplicarla con total garantía y deben disponer de la titulación que lo acredite.</w:t>
-      </w:r>
-    </w:p>
-    <w:p>
-      <w:pPr>
-        <w:ind w:firstLine="0"/>
-        <w:jc w:val="both"/>
-        <w:rPr>
-          <w:rFonts w:ascii="Century Gothic" w:hAnsi="Century Gothic"/>
           <w:b/>
         </w:rPr>
       </w:pPr>
@@ -308,52 +268,7 @@
           <w:rFonts w:ascii="Century Gothic" w:hAnsi="Century Gothic"/>
           <w:b/>
         </w:rPr>
-        <w:t>Alternativas al tratamiento mediante Punción Seca:</w:t>
-      </w:r>
-    </w:p>
-    <w:p>
-      <w:pPr>
-        <w:ind w:firstLine="0"/>
-        <w:jc w:val="both"/>
-        <w:rPr>
-          <w:rFonts w:ascii="Century Gothic" w:hAnsi="Century Gothic"/>
-        </w:rPr>
-      </w:pPr>
-      <w:r>
-        <w:rPr>
-          <w:rFonts w:ascii="Century Gothic" w:hAnsi="Century Gothic"/>
-        </w:rPr>
-        <w:t xml:space="preserve">Existen técnicas de fisioterapia no invasiva tales como estiramientos, masajes, presión…dirigidas al tratamiento de los PGM, y </w:t>
-      </w:r>
-      <w:proofErr w:type="gramStart"/>
-      <w:r>
-        <w:rPr>
-          <w:rFonts w:ascii="Century Gothic" w:hAnsi="Century Gothic"/>
-        </w:rPr>
-        <w:t>usted  podrá</w:t>
-      </w:r>
-      <w:proofErr w:type="gramEnd"/>
-      <w:r>
-        <w:rPr>
-          <w:rFonts w:ascii="Century Gothic" w:hAnsi="Century Gothic"/>
-        </w:rPr>
-        <w:t xml:space="preserve"> elegirlas en lugar de la técnica invasiva que aquí se describe.</w:t>
-      </w:r>
-    </w:p>
-    <w:p>
-      <w:pPr>
-        <w:ind w:firstLine="0"/>
-        <w:jc w:val="both"/>
-        <w:rPr>
-          <w:rFonts w:ascii="Century Gothic" w:hAnsi="Century Gothic"/>
-          <w:b/>
-        </w:rPr>
-      </w:pPr>
-      <w:r>
-        <w:rPr>
-          <w:rFonts w:ascii="Century Gothic" w:hAnsi="Century Gothic"/>
-          <w:b/>
-        </w:rPr>
+        <w:lastRenderedPageBreak/>
         <w:t>Objetivo de la técnica de Punción Seca:</w:t>
       </w:r>
     </w:p>
@@ -419,21 +334,7 @@
         <w:rPr>
           <w:rFonts w:ascii="Century Gothic" w:hAnsi="Century Gothic"/>
         </w:rPr>
-        <w:t xml:space="preserve">Complicaciones (todas ellas reversibles): espasmo muscular o dolor </w:t>
-      </w:r>
-      <w:proofErr w:type="spellStart"/>
-      <w:r>
-        <w:rPr>
-          <w:rFonts w:ascii="Century Gothic" w:hAnsi="Century Gothic"/>
-        </w:rPr>
-        <w:t>postpunción</w:t>
-      </w:r>
-      <w:proofErr w:type="spellEnd"/>
-      <w:r>
-        <w:rPr>
-          <w:rFonts w:ascii="Century Gothic" w:hAnsi="Century Gothic"/>
-        </w:rPr>
-        <w:t xml:space="preserve"> momentáneo. Suelen desaparecer tras unas horas.</w:t>
+        <w:t>Complicaciones (todas ellas reversibles): espasmo muscular o dolor postpunción momentáneo. Suelen desaparecer tras unas horas.</w:t>
       </w:r>
     </w:p>
     <w:p>
@@ -517,35 +418,7 @@
         <w:rPr>
           <w:rFonts w:ascii="Century Gothic" w:hAnsi="Century Gothic"/>
         </w:rPr>
-        <w:t xml:space="preserve">Los peligros de la técnica son limitados, la probabilidad de que se produzcan es escasa y resultan en su mayoría evitables si se toman las medidas de precaución pertinentes: neumotórax (tratamiento músculos del tórax), </w:t>
-      </w:r>
-      <w:proofErr w:type="spellStart"/>
-      <w:r>
-        <w:rPr>
-          <w:rFonts w:ascii="Century Gothic" w:hAnsi="Century Gothic"/>
-        </w:rPr>
-        <w:t>mioedema</w:t>
-      </w:r>
-      <w:proofErr w:type="spellEnd"/>
-      <w:r>
-        <w:rPr>
-          <w:rFonts w:ascii="Century Gothic" w:hAnsi="Century Gothic"/>
-        </w:rPr>
-        <w:t>, hemorragia, síncope vaso-</w:t>
-      </w:r>
-      <w:proofErr w:type="spellStart"/>
-      <w:r>
-        <w:rPr>
-          <w:rFonts w:ascii="Century Gothic" w:hAnsi="Century Gothic"/>
-        </w:rPr>
-        <w:t>vagal</w:t>
-      </w:r>
-      <w:proofErr w:type="spellEnd"/>
-      <w:r>
-        <w:rPr>
-          <w:rFonts w:ascii="Century Gothic" w:hAnsi="Century Gothic"/>
-        </w:rPr>
-        <w:t xml:space="preserve"> y lesión nerviosa.</w:t>
+        <w:t>Los peligros de la técnica son limitados, la probabilidad de que se produzcan es escasa y resultan en su mayoría evitables si se toman las medidas de precaución pertinentes: neumotórax (tratamiento músculos del tórax), mioedema, hemorragia, síncope vaso-vagal y lesión nerviosa.</w:t>
       </w:r>
     </w:p>
     <w:p>
@@ -803,43 +676,15 @@
           <w:sz w:val="20"/>
           <w:szCs w:val="20"/>
         </w:rPr>
-        <w:t>Paciente: D/</w:t>
-      </w:r>
-      <w:proofErr w:type="spellStart"/>
-      <w:r>
-        <w:rPr>
-          <w:rFonts w:ascii="Century Gothic" w:hAnsi="Century Gothic"/>
-          <w:sz w:val="20"/>
-          <w:szCs w:val="20"/>
-        </w:rPr>
-        <w:t>Dña</w:t>
-      </w:r>
-      <w:proofErr w:type="spellEnd"/>
-      <w:r>
-        <w:rPr>
-          <w:rFonts w:ascii="Century Gothic" w:hAnsi="Century Gothic"/>
-          <w:sz w:val="20"/>
-          <w:szCs w:val="20"/>
-        </w:rPr>
-        <w:t xml:space="preserve"> {{</w:t>
-      </w:r>
-      <w:proofErr w:type="spellStart"/>
-      <w:r>
-        <w:rPr>
-          <w:rFonts w:ascii="Century Gothic" w:hAnsi="Century Gothic"/>
-          <w:sz w:val="20"/>
-          <w:szCs w:val="20"/>
-        </w:rPr>
-        <w:t>nombre_paciente</w:t>
-      </w:r>
-      <w:proofErr w:type="spellEnd"/>
-      <w:r>
-        <w:rPr>
-          <w:rFonts w:ascii="Century Gothic" w:hAnsi="Century Gothic"/>
-          <w:sz w:val="20"/>
-          <w:szCs w:val="20"/>
-        </w:rPr>
-        <w:t xml:space="preserve">}} </w:t>
+        <w:t>Paciente: D/Dña</w:t>
+      </w:r>
+      <w:r>
+        <w:rPr>
+          <w:rFonts w:ascii="Century Gothic" w:hAnsi="Century Gothic"/>
+          <w:sz w:val="20"/>
+          <w:szCs w:val="20"/>
+        </w:rPr>
+        <w:t xml:space="preserve"> {{nombre_paciente}} </w:t>
       </w:r>
       <w:r>
         <w:rPr>
@@ -855,25 +700,7 @@
           <w:sz w:val="20"/>
           <w:szCs w:val="20"/>
         </w:rPr>
-        <w:t xml:space="preserve"> {{</w:t>
-      </w:r>
-      <w:proofErr w:type="spellStart"/>
-      <w:r>
-        <w:rPr>
-          <w:rFonts w:ascii="Century Gothic" w:hAnsi="Century Gothic"/>
-          <w:sz w:val="20"/>
-          <w:szCs w:val="20"/>
-        </w:rPr>
-        <w:t>dni_paciente</w:t>
-      </w:r>
-      <w:proofErr w:type="spellEnd"/>
-      <w:r>
-        <w:rPr>
-          <w:rFonts w:ascii="Century Gothic" w:hAnsi="Century Gothic"/>
-          <w:sz w:val="20"/>
-          <w:szCs w:val="20"/>
-        </w:rPr>
-        <w:t>}}</w:t>
+        <w:t xml:space="preserve"> {{dni_paciente}}</w:t>
       </w:r>
     </w:p>
     <w:p>
@@ -933,25 +760,7 @@
           <w:sz w:val="20"/>
           <w:szCs w:val="20"/>
         </w:rPr>
-        <w:t xml:space="preserve">En </w:t>
-      </w:r>
-      <w:proofErr w:type="gramStart"/>
-      <w:r>
-        <w:rPr>
-          <w:rFonts w:ascii="Century Gothic" w:hAnsi="Century Gothic"/>
-          <w:sz w:val="20"/>
-          <w:szCs w:val="20"/>
-        </w:rPr>
-        <w:t>consecuencia</w:t>
-      </w:r>
-      <w:proofErr w:type="gramEnd"/>
-      <w:r>
-        <w:rPr>
-          <w:rFonts w:ascii="Century Gothic" w:hAnsi="Century Gothic"/>
-          <w:sz w:val="20"/>
-          <w:szCs w:val="20"/>
-        </w:rPr>
-        <w:t xml:space="preserve"> de lo cual, doy mi consentimiento </w:t>
+        <w:t xml:space="preserve">En consecuencia de lo cual, doy mi consentimiento </w:t>
       </w:r>
     </w:p>
     <w:p>
@@ -1003,16 +812,7 @@
           <w:sz w:val="20"/>
           <w:szCs w:val="20"/>
         </w:rPr>
-        <w:t>{{</w:t>
-      </w:r>
-      <w:proofErr w:type="spellStart"/>
-      <w:r>
-        <w:rPr>
-          <w:rFonts w:ascii="Century Gothic" w:hAnsi="Century Gothic"/>
-          <w:sz w:val="20"/>
-          <w:szCs w:val="20"/>
-        </w:rPr>
-        <w:t>d</w:t>
+        <w:t>{{d</w:t>
       </w:r>
       <w:r>
         <w:rPr>
@@ -1028,16 +828,7 @@
           <w:sz w:val="20"/>
           <w:szCs w:val="20"/>
         </w:rPr>
-        <w:t>a_firma</w:t>
-      </w:r>
-      <w:proofErr w:type="spellEnd"/>
-      <w:r>
-        <w:rPr>
-          <w:rFonts w:ascii="Century Gothic" w:hAnsi="Century Gothic"/>
-          <w:sz w:val="20"/>
-          <w:szCs w:val="20"/>
-        </w:rPr>
-        <w:t>}}</w:t>
+        <w:t>a_firma}}</w:t>
       </w:r>
       <w:r>
         <w:rPr>
@@ -1053,25 +844,7 @@
           <w:sz w:val="20"/>
           <w:szCs w:val="20"/>
         </w:rPr>
-        <w:t>{{</w:t>
-      </w:r>
-      <w:proofErr w:type="spellStart"/>
-      <w:r>
-        <w:rPr>
-          <w:rFonts w:ascii="Century Gothic" w:hAnsi="Century Gothic"/>
-          <w:sz w:val="20"/>
-          <w:szCs w:val="20"/>
-        </w:rPr>
-        <w:t>mes_firma</w:t>
-      </w:r>
-      <w:proofErr w:type="spellEnd"/>
-      <w:r>
-        <w:rPr>
-          <w:rFonts w:ascii="Century Gothic" w:hAnsi="Century Gothic"/>
-          <w:sz w:val="20"/>
-          <w:szCs w:val="20"/>
-        </w:rPr>
-        <w:t xml:space="preserve">}} </w:t>
+        <w:t xml:space="preserve">{{mes_firma}} </w:t>
       </w:r>
       <w:r>
         <w:rPr>
@@ -1087,25 +860,7 @@
           <w:sz w:val="20"/>
           <w:szCs w:val="20"/>
         </w:rPr>
-        <w:t>{{</w:t>
-      </w:r>
-      <w:proofErr w:type="spellStart"/>
-      <w:r>
-        <w:rPr>
-          <w:rFonts w:ascii="Century Gothic" w:hAnsi="Century Gothic"/>
-          <w:sz w:val="20"/>
-          <w:szCs w:val="20"/>
-        </w:rPr>
-        <w:t>ano_firma</w:t>
-      </w:r>
-      <w:proofErr w:type="spellEnd"/>
-      <w:r>
-        <w:rPr>
-          <w:rFonts w:ascii="Century Gothic" w:hAnsi="Century Gothic"/>
-          <w:sz w:val="20"/>
-          <w:szCs w:val="20"/>
-        </w:rPr>
-        <w:t>}}</w:t>
+        <w:t>{{ano_firma}}</w:t>
       </w:r>
     </w:p>
     <w:p>
@@ -1156,14 +911,7 @@
         <w:rPr>
           <w:rFonts w:ascii="Century Gothic" w:hAnsi="Century Gothic"/>
         </w:rPr>
-        <w:t>{{</w:t>
-      </w:r>
-      <w:proofErr w:type="spellStart"/>
-      <w:r>
-        <w:rPr>
-          <w:rFonts w:ascii="Century Gothic" w:hAnsi="Century Gothic"/>
-        </w:rPr>
-        <w:t>nombre_</w:t>
+        <w:t>{{nombre_</w:t>
       </w:r>
       <w:r>
         <w:rPr>
@@ -1171,7 +919,6 @@
         </w:rPr>
         <w:t>tutor_revoc</w:t>
       </w:r>
-      <w:proofErr w:type="spellEnd"/>
       <w:r>
         <w:rPr>
           <w:rFonts w:ascii="Century Gothic" w:hAnsi="Century Gothic"/>
@@ -1182,34 +929,13 @@
         <w:rPr>
           <w:rFonts w:ascii="Century Gothic" w:hAnsi="Century Gothic"/>
         </w:rPr>
-        <w:t xml:space="preserve"> por </w:t>
-      </w:r>
-      <w:proofErr w:type="spellStart"/>
-      <w:r>
-        <w:rPr>
-          <w:rFonts w:ascii="Century Gothic" w:hAnsi="Century Gothic"/>
-        </w:rPr>
-        <w:t>mi</w:t>
-      </w:r>
-      <w:proofErr w:type="spellEnd"/>
-      <w:r>
-        <w:rPr>
-          <w:rFonts w:ascii="Century Gothic" w:hAnsi="Century Gothic"/>
-        </w:rPr>
-        <w:t xml:space="preserve"> mismo en representación del paciente </w:t>
-      </w:r>
-      <w:r>
-        <w:rPr>
-          <w:rFonts w:ascii="Century Gothic" w:hAnsi="Century Gothic"/>
-        </w:rPr>
-        <w:t>{{</w:t>
-      </w:r>
-      <w:proofErr w:type="spellStart"/>
-      <w:r>
-        <w:rPr>
-          <w:rFonts w:ascii="Century Gothic" w:hAnsi="Century Gothic"/>
-        </w:rPr>
-        <w:t>nombre_</w:t>
+        <w:t xml:space="preserve"> por mi mismo en representación del paciente </w:t>
+      </w:r>
+      <w:r>
+        <w:rPr>
+          <w:rFonts w:ascii="Century Gothic" w:hAnsi="Century Gothic"/>
+        </w:rPr>
+        <w:t>{{nombre_</w:t>
       </w:r>
       <w:r>
         <w:rPr>
@@ -1217,7 +943,6 @@
         </w:rPr>
         <w:t>paciente_revoc</w:t>
       </w:r>
-      <w:proofErr w:type="spellEnd"/>
       <w:r>
         <w:rPr>
           <w:rFonts w:ascii="Century Gothic" w:hAnsi="Century Gothic"/>
@@ -1260,14 +985,7 @@
         <w:rPr>
           <w:rFonts w:ascii="Century Gothic" w:hAnsi="Century Gothic"/>
         </w:rPr>
-        <w:t>a_firma_original</w:t>
-      </w:r>
-      <w:proofErr w:type="gramStart"/>
-      <w:r>
-        <w:rPr>
-          <w:rFonts w:ascii="Century Gothic" w:hAnsi="Century Gothic"/>
-        </w:rPr>
-        <w:t>}}</w:t>
+        <w:t>a_firma_original}}</w:t>
       </w:r>
       <w:r>
         <w:rPr>
@@ -1275,19 +993,11 @@
         </w:rPr>
         <w:t>/</w:t>
       </w:r>
-      <w:proofErr w:type="gramEnd"/>
-      <w:r>
-        <w:rPr>
-          <w:rFonts w:ascii="Century Gothic" w:hAnsi="Century Gothic"/>
-        </w:rPr>
-        <w:t>{{mes_num_firma_original</w:t>
-      </w:r>
-      <w:proofErr w:type="gramStart"/>
-      <w:r>
-        <w:rPr>
-          <w:rFonts w:ascii="Century Gothic" w:hAnsi="Century Gothic"/>
-        </w:rPr>
-        <w:t>}}</w:t>
+      <w:r>
+        <w:rPr>
+          <w:rFonts w:ascii="Century Gothic" w:hAnsi="Century Gothic"/>
+        </w:rPr>
+        <w:t>{{mes_num_firma_original}}</w:t>
       </w:r>
       <w:r>
         <w:rPr>
@@ -1295,7 +1005,6 @@
         </w:rPr>
         <w:t>/</w:t>
       </w:r>
-      <w:proofErr w:type="gramEnd"/>
       <w:r>
         <w:rPr>
           <w:rFonts w:ascii="Century Gothic" w:hAnsi="Century Gothic"/>
@@ -1321,21 +1030,7 @@
         <w:rPr>
           <w:rFonts w:ascii="Century Gothic" w:hAnsi="Century Gothic"/>
         </w:rPr>
-        <w:t xml:space="preserve">Entiendo que, </w:t>
-      </w:r>
-      <w:proofErr w:type="gramStart"/>
-      <w:r>
-        <w:rPr>
-          <w:rFonts w:ascii="Century Gothic" w:hAnsi="Century Gothic"/>
-        </w:rPr>
-        <w:t>en caso que</w:t>
-      </w:r>
-      <w:proofErr w:type="gramEnd"/>
-      <w:r>
-        <w:rPr>
-          <w:rFonts w:ascii="Century Gothic" w:hAnsi="Century Gothic"/>
-        </w:rPr>
-        <w:t xml:space="preserve"> mi revocación se produzca ya iniciado el procedimiento/intervención, este podrá suspenderse solo si ello no me perjudica, siendo de mi cargo los gastos en que se haya incurrido. </w:t>
+        <w:t xml:space="preserve">Entiendo que, en caso que mi revocación se produzca ya iniciado el procedimiento/intervención, este podrá suspenderse solo si ello no me perjudica, siendo de mi cargo los gastos en que se haya incurrido. </w:t>
       </w:r>
     </w:p>
     <w:p>
@@ -1348,19 +1043,11 @@
           <w:bCs/>
         </w:rPr>
       </w:pPr>
-      <w:proofErr w:type="gramStart"/>
-      <w:r>
-        <w:rPr>
-          <w:rFonts w:ascii="Century Gothic" w:hAnsi="Century Gothic"/>
-        </w:rPr>
-        <w:t>DECLARO</w:t>
-      </w:r>
-      <w:proofErr w:type="gramEnd"/>
-      <w:r>
-        <w:rPr>
-          <w:rFonts w:ascii="Century Gothic" w:hAnsi="Century Gothic"/>
-        </w:rPr>
-        <w:t xml:space="preserve"> POR TANTO, tras la información recibida, </w:t>
+      <w:r>
+        <w:rPr>
+          <w:rFonts w:ascii="Century Gothic" w:hAnsi="Century Gothic"/>
+        </w:rPr>
+        <w:t xml:space="preserve">DECLARO POR TANTO, tras la información recibida, </w:t>
       </w:r>
       <w:r>
         <w:rPr>
@@ -1390,26 +1077,7 @@
           <w:rFonts w:ascii="Century Gothic" w:hAnsi="Century Gothic"/>
         </w:rPr>
         <w:br/>
-      </w:r>
-      <w:r>
-        <w:rPr>
-          <w:rFonts w:ascii="Century Gothic" w:hAnsi="Century Gothic"/>
-        </w:rPr>
-        <w:t>{{</w:t>
-      </w:r>
-      <w:proofErr w:type="spellStart"/>
-      <w:r>
-        <w:rPr>
-          <w:rFonts w:ascii="Century Gothic" w:hAnsi="Century Gothic"/>
-        </w:rPr>
-        <w:t>observaciones_revoc</w:t>
-      </w:r>
-      <w:proofErr w:type="spellEnd"/>
-      <w:r>
-        <w:rPr>
-          <w:rFonts w:ascii="Century Gothic" w:hAnsi="Century Gothic"/>
-        </w:rPr>
-        <w:t>}}</w:t>
+        <w:t>{{observaciones_revoc}}</w:t>
       </w:r>
     </w:p>
     <w:p>
@@ -1449,21 +1117,7 @@
         <w:rPr>
           <w:rFonts w:ascii="Century Gothic" w:hAnsi="Century Gothic"/>
         </w:rPr>
-        <w:t>{{</w:t>
-      </w:r>
-      <w:proofErr w:type="spellStart"/>
-      <w:r>
-        <w:rPr>
-          <w:rFonts w:ascii="Century Gothic" w:hAnsi="Century Gothic"/>
-        </w:rPr>
-        <w:t>dia_revoc</w:t>
-      </w:r>
-      <w:proofErr w:type="spellEnd"/>
-      <w:r>
-        <w:rPr>
-          <w:rFonts w:ascii="Century Gothic" w:hAnsi="Century Gothic"/>
-        </w:rPr>
-        <w:t>}}</w:t>
+        <w:t>{{dia_revoc}}</w:t>
       </w:r>
       <w:r>
         <w:rPr>
@@ -1475,21 +1129,7 @@
         <w:rPr>
           <w:rFonts w:ascii="Century Gothic" w:hAnsi="Century Gothic"/>
         </w:rPr>
-        <w:t>{{</w:t>
-      </w:r>
-      <w:proofErr w:type="spellStart"/>
-      <w:r>
-        <w:rPr>
-          <w:rFonts w:ascii="Century Gothic" w:hAnsi="Century Gothic"/>
-        </w:rPr>
-        <w:t>mes_revoc</w:t>
-      </w:r>
-      <w:proofErr w:type="spellEnd"/>
-      <w:r>
-        <w:rPr>
-          <w:rFonts w:ascii="Century Gothic" w:hAnsi="Century Gothic"/>
-        </w:rPr>
-        <w:t>}}</w:t>
+        <w:t>{{mes_revoc}}</w:t>
       </w:r>
       <w:r>
         <w:rPr>
@@ -1501,21 +1141,7 @@
         <w:rPr>
           <w:rFonts w:ascii="Century Gothic" w:hAnsi="Century Gothic"/>
         </w:rPr>
-        <w:t>{{</w:t>
-      </w:r>
-      <w:proofErr w:type="spellStart"/>
-      <w:r>
-        <w:rPr>
-          <w:rFonts w:ascii="Century Gothic" w:hAnsi="Century Gothic"/>
-        </w:rPr>
-        <w:t>ano_revoc</w:t>
-      </w:r>
-      <w:proofErr w:type="spellEnd"/>
-      <w:r>
-        <w:rPr>
-          <w:rFonts w:ascii="Century Gothic" w:hAnsi="Century Gothic"/>
-        </w:rPr>
-        <w:t>}}</w:t>
+        <w:t>{{ano_revoc}}</w:t>
       </w:r>
     </w:p>
     <w:p>
@@ -1568,31 +1194,17 @@
     </w:p>
     <w:p>
       <w:pPr>
-        <w:spacing w:before="0" w:beforeAutospacing="off" w:after="200" w:afterAutospacing="off" w:line="259" w:lineRule="auto"/>
-        <w:ind w:left="0" w:right="0"/>
-        <w:jc w:val="left"/>
-        <w:rPr>
-          <w:rFonts w:ascii="Century Gothic" w:hAnsi="Century Gothic" w:eastAsia="Century Gothic" w:cs="Century Gothic"/>
-          <w:noProof w:val="0"/>
-          <w:sz w:val="20"/>
-          <w:szCs w:val="20"/>
-          <w:lang w:val="es-ES"/>
-        </w:rPr>
-      </w:pPr>
-      <w:r>
-        <w:rPr>
-          <w:rFonts w:ascii="Century Gothic" w:hAnsi="Century Gothic" w:eastAsia="Century Gothic" w:cs="Century Gothic"/>
-          <w:b w:val="0"/>
-          <w:bCs w:val="0"/>
-          <w:i w:val="0"/>
-          <w:iCs w:val="0"/>
-          <w:caps w:val="0"/>
-          <w:smallCaps w:val="0"/>
-          <w:noProof w:val="0"/>
-          <w:color w:val="000000" w:themeColor="text1" w:themeTint="FF" w:themeShade="FF"/>
-          <w:sz w:val="22"/>
-          <w:szCs w:val="22"/>
-          <w:lang w:val="es-ES"/>
+        <w:spacing w:line="259" w:lineRule="auto"/>
+        <w:rPr>
+          <w:rFonts w:ascii="Century Gothic" w:eastAsia="Century Gothic" w:hAnsi="Century Gothic" w:cs="Century Gothic"/>
+          <w:sz w:val="20"/>
+          <w:szCs w:val="20"/>
+        </w:rPr>
+      </w:pPr>
+      <w:r>
+        <w:rPr>
+          <w:rFonts w:ascii="Century Gothic" w:eastAsia="Century Gothic" w:hAnsi="Century Gothic" w:cs="Century Gothic"/>
+          <w:color w:val="000000" w:themeColor="text1"/>
         </w:rPr>
         <w:t>{{firma_paciente}}</w:t>
       </w:r>
@@ -1609,30 +1221,11 @@
         <w:tab/>
       </w:r>
       <w:r>
-        <w:tab/>
-      </w:r>
-      <w:r>
-        <w:tab/>
-      </w:r>
-      <w:r>
-        <w:tab/>
-      </w:r>
-      <w:r>
-        <w:rPr>
-          <w:rFonts w:ascii="Calibri" w:hAnsi="Calibri" w:eastAsia="Calibri" w:cs="Calibri"/>
-          <w:b w:val="0"/>
-          <w:bCs w:val="0"/>
-          <w:i w:val="0"/>
-          <w:iCs w:val="0"/>
-          <w:caps w:val="0"/>
-          <w:smallCaps w:val="0"/>
-          <w:noProof w:val="0"/>
-          <w:color w:val="000000" w:themeColor="text1" w:themeTint="FF" w:themeShade="FF"/>
-          <w:sz w:val="22"/>
-          <w:szCs w:val="22"/>
-          <w:lang w:val="es-ES"/>
-        </w:rPr>
-        <w:t xml:space="preserve">      {{firma_tutor}}</w:t>
+        <w:rPr>
+          <w:rFonts w:ascii="Calibri" w:eastAsia="Calibri" w:hAnsi="Calibri" w:cs="Calibri"/>
+          <w:color w:val="000000" w:themeColor="text1"/>
+        </w:rPr>
+        <w:t>{{firma_tutor}}</w:t>
       </w:r>
     </w:p>
     <w:p>
@@ -1652,7 +1245,7 @@
       <w:headerReference w:type="default" r:id="rId8"/>
       <w:footerReference w:type="default" r:id="rId9"/>
       <w:headerReference w:type="first" r:id="rId10"/>
-      <w:pgSz w:w="11906" w:h="16838" w:orient="portrait"/>
+      <w:pgSz w:w="11906" w:h="16838"/>
       <w:pgMar w:top="1417" w:right="1701" w:bottom="1417" w:left="1701" w:header="708" w:footer="708" w:gutter="0"/>
       <w:cols w:space="708"/>
       <w:docGrid w:linePitch="360"/>
@@ -1687,7 +1280,7 @@
 </file>
 
 <file path=word/footer1.xml><?xml version="1.0" encoding="utf-8"?>
-<w:ftr xmlns:wpc="http://schemas.microsoft.com/office/word/2010/wordprocessingCanvas" xmlns:cx="http://schemas.microsoft.com/office/drawing/2014/chartex" xmlns:cx1="http://schemas.microsoft.com/office/drawing/2015/9/8/chartex" xmlns:cx2="http://schemas.microsoft.com/office/drawing/2015/10/21/chartex" xmlns:cx3="http://schemas.microsoft.com/office/drawing/2016/5/9/chartex" xmlns:cx4="http://schemas.microsoft.com/office/drawing/2016/5/10/chartex" xmlns:cx5="http://schemas.microsoft.com/office/drawing/2016/5/11/chartex" xmlns:cx6="http://schemas.microsoft.com/office/drawing/2016/5/12/chartex" xmlns:cx7="http://schemas.microsoft.com/office/drawing/2016/5/13/chartex" xmlns:cx8="http://schemas.microsoft.com/office/drawing/2016/5/14/chartex" xmlns:mc="http://schemas.openxmlformats.org/markup-compatibility/2006" xmlns:aink="http://schemas.microsoft.com/office/drawing/2016/ink" xmlns:am3d="http://schemas.microsoft.com/office/drawing/2017/model3d" xmlns:o="urn:schemas-microsoft-com:office:office" xmlns:oel="http://schemas.microsoft.com/office/2019/extlst" xmlns:r="http://schemas.openxmlformats.org/officeDocument/2006/relationships" xmlns:m="http://schemas.openxmlformats.org/officeDocument/2006/math" xmlns:v="urn:schemas-microsoft-com:vml" xmlns:wp14="http://schemas.microsoft.com/office/word/2010/wordprocessingDrawing" xmlns:wp="http://schemas.openxmlformats.org/drawingml/2006/wordprocessingDrawing" xmlns:w10="urn:schemas-microsoft-com:office:word" xmlns:w="http://schemas.openxmlformats.org/wordprocessingml/2006/main" xmlns:w14="http://schemas.microsoft.com/office/word/2010/wordml" xmlns:w15="http://schemas.microsoft.com/office/word/2012/wordml" xmlns:w16cex="http://schemas.microsoft.com/office/word/2018/wordml/cex" xmlns:w16cid="http://schemas.microsoft.com/office/word/2016/wordml/cid" xmlns:w16="http://schemas.microsoft.com/office/word/2018/wordml" xmlns:w16du="http://schemas.microsoft.com/office/word/2023/wordml/word16du" xmlns:w16sdtdh="http://schemas.microsoft.com/office/word/2020/wordml/sdtdatahash" xmlns:w16sdtfl="http://schemas.microsoft.com/office/word/2024/wordml/sdtformatlock" xmlns:w16se="http://schemas.microsoft.com/office/word/2015/wordml/symex" xmlns:wpg="http://schemas.microsoft.com/office/word/2010/wordprocessingGroup" xmlns:wpi="http://schemas.microsoft.com/office/word/2010/wordprocessingInk" xmlns:wne="http://schemas.microsoft.com/office/word/2006/wordml" xmlns:wps="http://schemas.microsoft.com/office/word/2010/wordprocessingShape" xmlns:a="http://schemas.openxmlformats.org/drawingml/2006/main" xmlns:pic="http://schemas.openxmlformats.org/drawingml/2006/picture" xmlns:a14="http://schemas.microsoft.com/office/drawing/2010/main" mc:Ignorable="w14 w15 w16se w16cid w16 w16cex w16sdtdh w16sdtfl w16du wp14">
+<w:ftr xmlns:wpc="http://schemas.microsoft.com/office/word/2010/wordprocessingCanvas" xmlns:cx="http://schemas.microsoft.com/office/drawing/2014/chartex" xmlns:cx1="http://schemas.microsoft.com/office/drawing/2015/9/8/chartex" xmlns:cx2="http://schemas.microsoft.com/office/drawing/2015/10/21/chartex" xmlns:cx3="http://schemas.microsoft.com/office/drawing/2016/5/9/chartex" xmlns:cx4="http://schemas.microsoft.com/office/drawing/2016/5/10/chartex" xmlns:cx5="http://schemas.microsoft.com/office/drawing/2016/5/11/chartex" xmlns:cx6="http://schemas.microsoft.com/office/drawing/2016/5/12/chartex" xmlns:cx7="http://schemas.microsoft.com/office/drawing/2016/5/13/chartex" xmlns:cx8="http://schemas.microsoft.com/office/drawing/2016/5/14/chartex" xmlns:mc="http://schemas.openxmlformats.org/markup-compatibility/2006" xmlns:aink="http://schemas.microsoft.com/office/drawing/2016/ink" xmlns:am3d="http://schemas.microsoft.com/office/drawing/2017/model3d" xmlns:o="urn:schemas-microsoft-com:office:office" xmlns:oel="http://schemas.microsoft.com/office/2019/extlst" xmlns:r="http://schemas.openxmlformats.org/officeDocument/2006/relationships" xmlns:m="http://schemas.openxmlformats.org/officeDocument/2006/math" xmlns:v="urn:schemas-microsoft-com:vml" xmlns:wp14="http://schemas.microsoft.com/office/word/2010/wordprocessingDrawing" xmlns:wp="http://schemas.openxmlformats.org/drawingml/2006/wordprocessingDrawing" xmlns:w10="urn:schemas-microsoft-com:office:word" xmlns:w="http://schemas.openxmlformats.org/wordprocessingml/2006/main" xmlns:w14="http://schemas.microsoft.com/office/word/2010/wordml" xmlns:w15="http://schemas.microsoft.com/office/word/2012/wordml" xmlns:w16cex="http://schemas.microsoft.com/office/word/2018/wordml/cex" xmlns:w16cid="http://schemas.microsoft.com/office/word/2016/wordml/cid" xmlns:w16="http://schemas.microsoft.com/office/word/2018/wordml" xmlns:w16du="http://schemas.microsoft.com/office/word/2023/wordml/word16du" xmlns:w16sdtdh="http://schemas.microsoft.com/office/word/2020/wordml/sdtdatahash" xmlns:w16sdtfl="http://schemas.microsoft.com/office/word/2024/wordml/sdtformatlock" xmlns:w16se="http://schemas.microsoft.com/office/word/2015/wordml/symex" xmlns:wpg="http://schemas.microsoft.com/office/word/2010/wordprocessingGroup" xmlns:wpi="http://schemas.microsoft.com/office/word/2010/wordprocessingInk" xmlns:wne="http://schemas.microsoft.com/office/word/2006/wordml" xmlns:wps="http://schemas.microsoft.com/office/word/2010/wordprocessingShape" mc:Ignorable="w14 w15 w16se w16cid w16 w16cex w16sdtdh w16sdtfl w16du wp14">
   <w:p>
     <w:pPr>
       <w:pStyle w:val="Piedepgina"/>
@@ -1798,23 +1391,7 @@
         <w:rFonts w:cstheme="minorHAnsi"/>
         <w:color w:val="808080" w:themeColor="background1" w:themeShade="80"/>
       </w:rPr>
-      <w:t xml:space="preserve">María Eugenia Romero Castilla- </w:t>
-    </w:r>
-    <w:proofErr w:type="spellStart"/>
-    <w:r>
-      <w:rPr>
-        <w:rFonts w:cstheme="minorHAnsi"/>
-        <w:color w:val="808080" w:themeColor="background1" w:themeShade="80"/>
-      </w:rPr>
-      <w:t>Nº</w:t>
-    </w:r>
-    <w:proofErr w:type="spellEnd"/>
-    <w:r>
-      <w:rPr>
-        <w:rFonts w:cstheme="minorHAnsi"/>
-        <w:color w:val="808080" w:themeColor="background1" w:themeShade="80"/>
-      </w:rPr>
-      <w:t xml:space="preserve"> de Colegiado: 7559</w:t>
+      <w:t>María Eugenia Romero Castilla- Nº de Colegiado: 7559</w:t>
     </w:r>
   </w:p>
   <w:p>
@@ -1851,7 +1428,7 @@
       </w:rPr>
       <w:t xml:space="preserve">Tel: 636554300- Email: </w:t>
     </w:r>
-    <w:hyperlink w:history="1" r:id="rId2">
+    <w:hyperlink r:id="rId2" w:history="1">
       <w:r>
         <w:rPr>
           <w:rStyle w:val="Hipervnculo"/>
@@ -1879,13 +1456,6 @@
         <w:lang w:val="en-US"/>
       </w:rPr>
       <w:tab/>
-    </w:r>
-    <w:r>
-      <w:rPr>
-        <w:rFonts w:cstheme="minorHAnsi"/>
-        <w:color w:val="808080" w:themeColor="background1" w:themeShade="80"/>
-        <w:lang w:val="en-US"/>
-      </w:rPr>
       <w:t>NI</w:t>
     </w:r>
     <w:r>
@@ -1968,7 +1538,7 @@
         <w:noProof/>
       </w:rPr>
       <w:pict w14:anchorId="587B2F30">
-        <v:shapetype id="_x0000_t75" coordsize="21600,21600" filled="f" stroked="f" o:spt="75" o:preferrelative="t" path="m@4@5l@4@11@9@11@9@5xe">
+        <v:shapetype id="_x0000_t75" coordsize="21600,21600" o:spt="75" o:preferrelative="t" path="m@4@5l@4@11@9@11@9@5xe" filled="f" stroked="f">
           <v:stroke joinstyle="miter"/>
           <v:formulas>
             <v:f eqn="if lineDrawn pixelLineWidth 0"/>
@@ -1984,11 +1554,11 @@
             <v:f eqn="prod @7 21600 pixelHeight"/>
             <v:f eqn="sum @10 21600 0"/>
           </v:formulas>
-          <v:path gradientshapeok="t" o:connecttype="rect" o:extrusionok="f"/>
+          <v:path o:extrusionok="f" gradientshapeok="t" o:connecttype="rect"/>
           <o:lock v:ext="edit" aspectratio="t"/>
         </v:shapetype>
-        <v:shape id="WordPictureWatermark2495846" style="position:absolute;left:0;text-align:left;margin-left:0;margin-top:0;width:425.15pt;height:425.15pt;z-index:-251631616;mso-wrap-edited:f;mso-width-percent:0;mso-height-percent:0;mso-position-horizontal:center;mso-position-horizontal-relative:margin;mso-position-vertical:center;mso-position-vertical-relative:margin;mso-width-percent:0;mso-height-percent:0" alt="" o:spid="_x0000_s1027" o:allowincell="f" type="#_x0000_t75">
-          <v:imagedata gain="19661f" blacklevel="22938f" o:title="LOGO" r:id="rId1"/>
+        <v:shape id="WordPictureWatermark2495846" o:spid="_x0000_s1027" type="#_x0000_t75" alt="" style="position:absolute;left:0;text-align:left;margin-left:0;margin-top:0;width:425.15pt;height:425.15pt;z-index:-251631616;mso-wrap-edited:f;mso-width-percent:0;mso-height-percent:0;mso-position-horizontal:center;mso-position-horizontal-relative:margin;mso-position-vertical:center;mso-position-vertical-relative:margin;mso-width-percent:0;mso-height-percent:0" o:allowincell="f">
+          <v:imagedata r:id="rId1" o:title="LOGO" gain="19661f" blacklevel="22938f"/>
           <w10:wrap anchorx="margin" anchory="margin"/>
         </v:shape>
       </w:pict>
@@ -2008,7 +1578,7 @@
         <w:noProof/>
       </w:rPr>
       <w:pict w14:anchorId="5F19AD7A">
-        <v:shapetype id="_x0000_t75" coordsize="21600,21600" filled="f" stroked="f" o:spt="75" o:preferrelative="t" path="m@4@5l@4@11@9@11@9@5xe">
+        <v:shapetype id="_x0000_t75" coordsize="21600,21600" o:spt="75" o:preferrelative="t" path="m@4@5l@4@11@9@11@9@5xe" filled="f" stroked="f">
           <v:stroke joinstyle="miter"/>
           <v:formulas>
             <v:f eqn="if lineDrawn pixelLineWidth 0"/>
@@ -2024,11 +1594,11 @@
             <v:f eqn="prod @7 21600 pixelHeight"/>
             <v:f eqn="sum @10 21600 0"/>
           </v:formulas>
-          <v:path gradientshapeok="t" o:connecttype="rect" o:extrusionok="f"/>
+          <v:path o:extrusionok="f" gradientshapeok="t" o:connecttype="rect"/>
           <o:lock v:ext="edit" aspectratio="t"/>
         </v:shapetype>
-        <v:shape id="WordPictureWatermark2495847" style="position:absolute;left:0;text-align:left;margin-left:0;margin-top:0;width:425.15pt;height:425.15pt;z-index:-251629568;mso-wrap-edited:f;mso-width-percent:0;mso-height-percent:0;mso-position-horizontal:center;mso-position-horizontal-relative:margin;mso-position-vertical:center;mso-position-vertical-relative:margin;mso-width-percent:0;mso-height-percent:0" alt="" o:spid="_x0000_s1026" o:allowincell="f" type="#_x0000_t75">
-          <v:imagedata gain="19661f" blacklevel="22938f" o:title="LOGO" r:id="rId1"/>
+        <v:shape id="WordPictureWatermark2495847" o:spid="_x0000_s1026" type="#_x0000_t75" alt="" style="position:absolute;left:0;text-align:left;margin-left:0;margin-top:0;width:425.15pt;height:425.15pt;z-index:-251629568;mso-wrap-edited:f;mso-width-percent:0;mso-height-percent:0;mso-position-horizontal:center;mso-position-horizontal-relative:margin;mso-position-vertical:center;mso-position-vertical-relative:margin;mso-width-percent:0;mso-height-percent:0" o:allowincell="f">
+          <v:imagedata r:id="rId1" o:title="LOGO" gain="19661f" blacklevel="22938f"/>
           <w10:wrap anchorx="margin" anchory="margin"/>
         </v:shape>
       </w:pict>
@@ -2048,7 +1618,7 @@
         <w:noProof/>
       </w:rPr>
       <w:pict w14:anchorId="010AA2D1">
-        <v:shapetype id="_x0000_t75" coordsize="21600,21600" filled="f" stroked="f" o:spt="75" o:preferrelative="t" path="m@4@5l@4@11@9@11@9@5xe">
+        <v:shapetype id="_x0000_t75" coordsize="21600,21600" o:spt="75" o:preferrelative="t" path="m@4@5l@4@11@9@11@9@5xe" filled="f" stroked="f">
           <v:stroke joinstyle="miter"/>
           <v:formulas>
             <v:f eqn="if lineDrawn pixelLineWidth 0"/>
@@ -2064,11 +1634,11 @@
             <v:f eqn="prod @7 21600 pixelHeight"/>
             <v:f eqn="sum @10 21600 0"/>
           </v:formulas>
-          <v:path gradientshapeok="t" o:connecttype="rect" o:extrusionok="f"/>
+          <v:path o:extrusionok="f" gradientshapeok="t" o:connecttype="rect"/>
           <o:lock v:ext="edit" aspectratio="t"/>
         </v:shapetype>
-        <v:shape id="WordPictureWatermark2495845" style="position:absolute;left:0;text-align:left;margin-left:0;margin-top:0;width:425.15pt;height:425.15pt;z-index:-251633664;mso-wrap-edited:f;mso-width-percent:0;mso-height-percent:0;mso-position-horizontal:center;mso-position-horizontal-relative:margin;mso-position-vertical:center;mso-position-vertical-relative:margin;mso-width-percent:0;mso-height-percent:0" alt="" o:spid="_x0000_s1025" o:allowincell="f" type="#_x0000_t75">
-          <v:imagedata gain="19661f" blacklevel="22938f" o:title="LOGO" r:id="rId1"/>
+        <v:shape id="WordPictureWatermark2495845" o:spid="_x0000_s1025" type="#_x0000_t75" alt="" style="position:absolute;left:0;text-align:left;margin-left:0;margin-top:0;width:425.15pt;height:425.15pt;z-index:-251633664;mso-wrap-edited:f;mso-width-percent:0;mso-height-percent:0;mso-position-horizontal:center;mso-position-horizontal-relative:margin;mso-position-vertical:center;mso-position-vertical-relative:margin;mso-width-percent:0;mso-height-percent:0" o:allowincell="f">
+          <v:imagedata r:id="rId1" o:title="LOGO" gain="19661f" blacklevel="22938f"/>
           <w10:wrap anchorx="margin" anchory="margin"/>
         </v:shape>
       </w:pict>
@@ -2091,7 +1661,7 @@
         <w:ind w:left="720" w:hanging="360"/>
       </w:pPr>
       <w:rPr>
-        <w:rFonts w:hint="default" w:ascii="Century Gothic" w:hAnsi="Century Gothic" w:eastAsiaTheme="minorHAnsi" w:cstheme="minorBidi"/>
+        <w:rFonts w:ascii="Century Gothic" w:eastAsiaTheme="minorHAnsi" w:hAnsi="Century Gothic" w:cstheme="minorBidi" w:hint="default"/>
       </w:rPr>
     </w:lvl>
     <w:lvl w:ilvl="1" w:tplc="0C0A0003" w:tentative="1">
@@ -2103,7 +1673,7 @@
         <w:ind w:left="1440" w:hanging="360"/>
       </w:pPr>
       <w:rPr>
-        <w:rFonts w:hint="default" w:ascii="Courier New" w:hAnsi="Courier New" w:cs="Courier New"/>
+        <w:rFonts w:ascii="Courier New" w:hAnsi="Courier New" w:cs="Courier New" w:hint="default"/>
       </w:rPr>
     </w:lvl>
     <w:lvl w:ilvl="2" w:tplc="0C0A0005" w:tentative="1">
@@ -2115,7 +1685,7 @@
         <w:ind w:left="2160" w:hanging="360"/>
       </w:pPr>
       <w:rPr>
-        <w:rFonts w:hint="default" w:ascii="Wingdings" w:hAnsi="Wingdings"/>
+        <w:rFonts w:ascii="Wingdings" w:hAnsi="Wingdings" w:hint="default"/>
       </w:rPr>
     </w:lvl>
     <w:lvl w:ilvl="3" w:tplc="0C0A0001" w:tentative="1">
@@ -2127,7 +1697,7 @@
         <w:ind w:left="2880" w:hanging="360"/>
       </w:pPr>
       <w:rPr>
-        <w:rFonts w:hint="default" w:ascii="Symbol" w:hAnsi="Symbol"/>
+        <w:rFonts w:ascii="Symbol" w:hAnsi="Symbol" w:hint="default"/>
       </w:rPr>
     </w:lvl>
     <w:lvl w:ilvl="4" w:tplc="0C0A0003" w:tentative="1">
@@ -2139,7 +1709,7 @@
         <w:ind w:left="3600" w:hanging="360"/>
       </w:pPr>
       <w:rPr>
-        <w:rFonts w:hint="default" w:ascii="Courier New" w:hAnsi="Courier New" w:cs="Courier New"/>
+        <w:rFonts w:ascii="Courier New" w:hAnsi="Courier New" w:cs="Courier New" w:hint="default"/>
       </w:rPr>
     </w:lvl>
     <w:lvl w:ilvl="5" w:tplc="0C0A0005" w:tentative="1">
@@ -2151,7 +1721,7 @@
         <w:ind w:left="4320" w:hanging="360"/>
       </w:pPr>
       <w:rPr>
-        <w:rFonts w:hint="default" w:ascii="Wingdings" w:hAnsi="Wingdings"/>
+        <w:rFonts w:ascii="Wingdings" w:hAnsi="Wingdings" w:hint="default"/>
       </w:rPr>
     </w:lvl>
     <w:lvl w:ilvl="6" w:tplc="0C0A0001" w:tentative="1">
@@ -2163,7 +1733,7 @@
         <w:ind w:left="5040" w:hanging="360"/>
       </w:pPr>
       <w:rPr>
-        <w:rFonts w:hint="default" w:ascii="Symbol" w:hAnsi="Symbol"/>
+        <w:rFonts w:ascii="Symbol" w:hAnsi="Symbol" w:hint="default"/>
       </w:rPr>
     </w:lvl>
     <w:lvl w:ilvl="7" w:tplc="0C0A0003" w:tentative="1">
@@ -2175,7 +1745,7 @@
         <w:ind w:left="5760" w:hanging="360"/>
       </w:pPr>
       <w:rPr>
-        <w:rFonts w:hint="default" w:ascii="Courier New" w:hAnsi="Courier New" w:cs="Courier New"/>
+        <w:rFonts w:ascii="Courier New" w:hAnsi="Courier New" w:cs="Courier New" w:hint="default"/>
       </w:rPr>
     </w:lvl>
     <w:lvl w:ilvl="8" w:tplc="0C0A0005" w:tentative="1">
@@ -2187,7 +1757,7 @@
         <w:ind w:left="6480" w:hanging="360"/>
       </w:pPr>
       <w:rPr>
-        <w:rFonts w:hint="default" w:ascii="Wingdings" w:hAnsi="Wingdings"/>
+        <w:rFonts w:ascii="Wingdings" w:hAnsi="Wingdings" w:hint="default"/>
       </w:rPr>
     </w:lvl>
   </w:abstractNum>
@@ -2204,7 +1774,7 @@
         <w:ind w:left="720" w:hanging="360"/>
       </w:pPr>
       <w:rPr>
-        <w:rFonts w:hint="default" w:ascii="Wingdings" w:hAnsi="Wingdings"/>
+        <w:rFonts w:ascii="Wingdings" w:hAnsi="Wingdings" w:hint="default"/>
       </w:rPr>
     </w:lvl>
     <w:lvl w:ilvl="1" w:tplc="0C0A0003" w:tentative="1">
@@ -2216,7 +1786,7 @@
         <w:ind w:left="1440" w:hanging="360"/>
       </w:pPr>
       <w:rPr>
-        <w:rFonts w:hint="default" w:ascii="Courier New" w:hAnsi="Courier New" w:cs="Courier New"/>
+        <w:rFonts w:ascii="Courier New" w:hAnsi="Courier New" w:cs="Courier New" w:hint="default"/>
       </w:rPr>
     </w:lvl>
     <w:lvl w:ilvl="2" w:tplc="0C0A0005" w:tentative="1">
@@ -2228,7 +1798,7 @@
         <w:ind w:left="2160" w:hanging="360"/>
       </w:pPr>
       <w:rPr>
-        <w:rFonts w:hint="default" w:ascii="Wingdings" w:hAnsi="Wingdings"/>
+        <w:rFonts w:ascii="Wingdings" w:hAnsi="Wingdings" w:hint="default"/>
       </w:rPr>
     </w:lvl>
     <w:lvl w:ilvl="3" w:tplc="0C0A0001" w:tentative="1">
@@ -2240,7 +1810,7 @@
         <w:ind w:left="2880" w:hanging="360"/>
       </w:pPr>
       <w:rPr>
-        <w:rFonts w:hint="default" w:ascii="Symbol" w:hAnsi="Symbol"/>
+        <w:rFonts w:ascii="Symbol" w:hAnsi="Symbol" w:hint="default"/>
       </w:rPr>
     </w:lvl>
     <w:lvl w:ilvl="4" w:tplc="0C0A0003" w:tentative="1">
@@ -2252,7 +1822,7 @@
         <w:ind w:left="3600" w:hanging="360"/>
       </w:pPr>
       <w:rPr>
-        <w:rFonts w:hint="default" w:ascii="Courier New" w:hAnsi="Courier New" w:cs="Courier New"/>
+        <w:rFonts w:ascii="Courier New" w:hAnsi="Courier New" w:cs="Courier New" w:hint="default"/>
       </w:rPr>
     </w:lvl>
     <w:lvl w:ilvl="5" w:tplc="0C0A0005" w:tentative="1">
@@ -2264,7 +1834,7 @@
         <w:ind w:left="4320" w:hanging="360"/>
       </w:pPr>
       <w:rPr>
-        <w:rFonts w:hint="default" w:ascii="Wingdings" w:hAnsi="Wingdings"/>
+        <w:rFonts w:ascii="Wingdings" w:hAnsi="Wingdings" w:hint="default"/>
       </w:rPr>
     </w:lvl>
     <w:lvl w:ilvl="6" w:tplc="0C0A0001" w:tentative="1">
@@ -2276,7 +1846,7 @@
         <w:ind w:left="5040" w:hanging="360"/>
       </w:pPr>
       <w:rPr>
-        <w:rFonts w:hint="default" w:ascii="Symbol" w:hAnsi="Symbol"/>
+        <w:rFonts w:ascii="Symbol" w:hAnsi="Symbol" w:hint="default"/>
       </w:rPr>
     </w:lvl>
     <w:lvl w:ilvl="7" w:tplc="0C0A0003" w:tentative="1">
@@ -2288,7 +1858,7 @@
         <w:ind w:left="5760" w:hanging="360"/>
       </w:pPr>
       <w:rPr>
-        <w:rFonts w:hint="default" w:ascii="Courier New" w:hAnsi="Courier New" w:cs="Courier New"/>
+        <w:rFonts w:ascii="Courier New" w:hAnsi="Courier New" w:cs="Courier New" w:hint="default"/>
       </w:rPr>
     </w:lvl>
     <w:lvl w:ilvl="8" w:tplc="0C0A0005" w:tentative="1">
@@ -2300,7 +1870,7 @@
         <w:ind w:left="6480" w:hanging="360"/>
       </w:pPr>
       <w:rPr>
-        <w:rFonts w:hint="default" w:ascii="Wingdings" w:hAnsi="Wingdings"/>
+        <w:rFonts w:ascii="Wingdings" w:hAnsi="Wingdings" w:hint="default"/>
       </w:rPr>
     </w:lvl>
   </w:abstractNum>
@@ -2317,7 +1887,7 @@
         <w:ind w:left="720" w:hanging="360"/>
       </w:pPr>
       <w:rPr>
-        <w:rFonts w:hint="default" w:ascii="Wingdings" w:hAnsi="Wingdings"/>
+        <w:rFonts w:ascii="Wingdings" w:hAnsi="Wingdings" w:hint="default"/>
       </w:rPr>
     </w:lvl>
     <w:lvl w:ilvl="1" w:tplc="0C0A000D">
@@ -2329,7 +1899,7 @@
         <w:ind w:left="1440" w:hanging="360"/>
       </w:pPr>
       <w:rPr>
-        <w:rFonts w:hint="default" w:ascii="Wingdings" w:hAnsi="Wingdings"/>
+        <w:rFonts w:ascii="Wingdings" w:hAnsi="Wingdings" w:hint="default"/>
       </w:rPr>
     </w:lvl>
     <w:lvl w:ilvl="2" w:tplc="0C0A0005" w:tentative="1">
@@ -2341,7 +1911,7 @@
         <w:ind w:left="2160" w:hanging="360"/>
       </w:pPr>
       <w:rPr>
-        <w:rFonts w:hint="default" w:ascii="Wingdings" w:hAnsi="Wingdings"/>
+        <w:rFonts w:ascii="Wingdings" w:hAnsi="Wingdings" w:hint="default"/>
       </w:rPr>
     </w:lvl>
     <w:lvl w:ilvl="3" w:tplc="0C0A0001" w:tentative="1">
@@ -2353,7 +1923,7 @@
         <w:ind w:left="2880" w:hanging="360"/>
       </w:pPr>
       <w:rPr>
-        <w:rFonts w:hint="default" w:ascii="Symbol" w:hAnsi="Symbol"/>
+        <w:rFonts w:ascii="Symbol" w:hAnsi="Symbol" w:hint="default"/>
       </w:rPr>
     </w:lvl>
     <w:lvl w:ilvl="4" w:tplc="0C0A0003" w:tentative="1">
@@ -2365,7 +1935,7 @@
         <w:ind w:left="3600" w:hanging="360"/>
       </w:pPr>
       <w:rPr>
-        <w:rFonts w:hint="default" w:ascii="Courier New" w:hAnsi="Courier New" w:cs="Courier New"/>
+        <w:rFonts w:ascii="Courier New" w:hAnsi="Courier New" w:cs="Courier New" w:hint="default"/>
       </w:rPr>
     </w:lvl>
     <w:lvl w:ilvl="5" w:tplc="0C0A0005" w:tentative="1">
@@ -2377,7 +1947,7 @@
         <w:ind w:left="4320" w:hanging="360"/>
       </w:pPr>
       <w:rPr>
-        <w:rFonts w:hint="default" w:ascii="Wingdings" w:hAnsi="Wingdings"/>
+        <w:rFonts w:ascii="Wingdings" w:hAnsi="Wingdings" w:hint="default"/>
       </w:rPr>
     </w:lvl>
     <w:lvl w:ilvl="6" w:tplc="0C0A0001" w:tentative="1">
@@ -2389,7 +1959,7 @@
         <w:ind w:left="5040" w:hanging="360"/>
       </w:pPr>
       <w:rPr>
-        <w:rFonts w:hint="default" w:ascii="Symbol" w:hAnsi="Symbol"/>
+        <w:rFonts w:ascii="Symbol" w:hAnsi="Symbol" w:hint="default"/>
       </w:rPr>
     </w:lvl>
     <w:lvl w:ilvl="7" w:tplc="0C0A0003" w:tentative="1">
@@ -2401,7 +1971,7 @@
         <w:ind w:left="5760" w:hanging="360"/>
       </w:pPr>
       <w:rPr>
-        <w:rFonts w:hint="default" w:ascii="Courier New" w:hAnsi="Courier New" w:cs="Courier New"/>
+        <w:rFonts w:ascii="Courier New" w:hAnsi="Courier New" w:cs="Courier New" w:hint="default"/>
       </w:rPr>
     </w:lvl>
     <w:lvl w:ilvl="8" w:tplc="0C0A0005" w:tentative="1">
@@ -2413,7 +1983,7 @@
         <w:ind w:left="6480" w:hanging="360"/>
       </w:pPr>
       <w:rPr>
-        <w:rFonts w:hint="default" w:ascii="Wingdings" w:hAnsi="Wingdings"/>
+        <w:rFonts w:ascii="Wingdings" w:hAnsi="Wingdings" w:hint="default"/>
       </w:rPr>
     </w:lvl>
   </w:abstractNum>
@@ -2430,11 +2000,11 @@
 </file>
 
 <file path=word/styles.xml><?xml version="1.0" encoding="utf-8"?>
-<w:styles xmlns:wp14="http://schemas.microsoft.com/office/word/2010/wordprocessingDrawing" xmlns:mc="http://schemas.openxmlformats.org/markup-compatibility/2006" xmlns:r="http://schemas.openxmlformats.org/officeDocument/2006/relationships" xmlns:w="http://schemas.openxmlformats.org/wordprocessingml/2006/main" xmlns:w14="http://schemas.microsoft.com/office/word/2010/wordml" xmlns:w15="http://schemas.microsoft.com/office/word/2012/wordml" xmlns:w16cex="http://schemas.microsoft.com/office/word/2018/wordml/cex" xmlns:w16cid="http://schemas.microsoft.com/office/word/2016/wordml/cid" xmlns:w16="http://schemas.microsoft.com/office/word/2018/wordml" xmlns:w16du="http://schemas.microsoft.com/office/word/2023/wordml/word16du" xmlns:w16sdtdh="http://schemas.microsoft.com/office/word/2020/wordml/sdtdatahash" xmlns:w16sdtfl="http://schemas.microsoft.com/office/word/2024/wordml/sdtformatlock" xmlns:w16se="http://schemas.microsoft.com/office/word/2015/wordml/symex" mc:Ignorable="w14 w15 w16se w16cid w16 w16cex w16sdtdh w16sdtfl w16du wp14">
+<w:styles xmlns:mc="http://schemas.openxmlformats.org/markup-compatibility/2006" xmlns:r="http://schemas.openxmlformats.org/officeDocument/2006/relationships" xmlns:w="http://schemas.openxmlformats.org/wordprocessingml/2006/main" xmlns:w14="http://schemas.microsoft.com/office/word/2010/wordml" xmlns:w15="http://schemas.microsoft.com/office/word/2012/wordml" xmlns:w16cex="http://schemas.microsoft.com/office/word/2018/wordml/cex" xmlns:w16cid="http://schemas.microsoft.com/office/word/2016/wordml/cid" xmlns:w16="http://schemas.microsoft.com/office/word/2018/wordml" xmlns:w16du="http://schemas.microsoft.com/office/word/2023/wordml/word16du" xmlns:w16sdtdh="http://schemas.microsoft.com/office/word/2020/wordml/sdtdatahash" xmlns:w16sdtfl="http://schemas.microsoft.com/office/word/2024/wordml/sdtformatlock" xmlns:w16se="http://schemas.microsoft.com/office/word/2015/wordml/symex" mc:Ignorable="w14 w15 w16se w16cid w16 w16cex w16sdtdh w16sdtfl w16du">
   <w:docDefaults>
     <w:rPrDefault>
       <w:rPr>
-        <w:rFonts w:asciiTheme="minorHAnsi" w:hAnsiTheme="minorHAnsi" w:eastAsiaTheme="minorHAnsi" w:cstheme="minorBidi"/>
+        <w:rFonts w:asciiTheme="minorHAnsi" w:eastAsiaTheme="minorHAnsi" w:hAnsiTheme="minorHAnsi" w:cstheme="minorBidi"/>
         <w:sz w:val="22"/>
         <w:szCs w:val="22"/>
         <w:lang w:val="es-ES" w:eastAsia="en-US" w:bidi="ar-SA"/>
@@ -2450,14 +2020,14 @@
   <w:latentStyles w:defLockedState="0" w:defUIPriority="99" w:defSemiHidden="0" w:defUnhideWhenUsed="0" w:defQFormat="0" w:count="376">
     <w:lsdException w:name="Normal" w:uiPriority="0" w:qFormat="1"/>
     <w:lsdException w:name="heading 1" w:uiPriority="9" w:qFormat="1"/>
-    <w:lsdException w:name="heading 2" w:uiPriority="9" w:semiHidden="1" w:unhideWhenUsed="1" w:qFormat="1"/>
-    <w:lsdException w:name="heading 3" w:uiPriority="9" w:semiHidden="1" w:unhideWhenUsed="1" w:qFormat="1"/>
-    <w:lsdException w:name="heading 4" w:uiPriority="9" w:semiHidden="1" w:unhideWhenUsed="1" w:qFormat="1"/>
-    <w:lsdException w:name="heading 5" w:uiPriority="9" w:semiHidden="1" w:unhideWhenUsed="1" w:qFormat="1"/>
-    <w:lsdException w:name="heading 6" w:uiPriority="9" w:semiHidden="1" w:unhideWhenUsed="1" w:qFormat="1"/>
-    <w:lsdException w:name="heading 7" w:uiPriority="9" w:semiHidden="1" w:unhideWhenUsed="1" w:qFormat="1"/>
-    <w:lsdException w:name="heading 8" w:uiPriority="9" w:semiHidden="1" w:unhideWhenUsed="1" w:qFormat="1"/>
-    <w:lsdException w:name="heading 9" w:uiPriority="9" w:semiHidden="1" w:unhideWhenUsed="1" w:qFormat="1"/>
+    <w:lsdException w:name="heading 2" w:semiHidden="1" w:uiPriority="9" w:unhideWhenUsed="1" w:qFormat="1"/>
+    <w:lsdException w:name="heading 3" w:semiHidden="1" w:uiPriority="9" w:unhideWhenUsed="1" w:qFormat="1"/>
+    <w:lsdException w:name="heading 4" w:semiHidden="1" w:uiPriority="9" w:unhideWhenUsed="1" w:qFormat="1"/>
+    <w:lsdException w:name="heading 5" w:semiHidden="1" w:uiPriority="9" w:unhideWhenUsed="1" w:qFormat="1"/>
+    <w:lsdException w:name="heading 6" w:semiHidden="1" w:uiPriority="9" w:unhideWhenUsed="1" w:qFormat="1"/>
+    <w:lsdException w:name="heading 7" w:semiHidden="1" w:uiPriority="9" w:unhideWhenUsed="1" w:qFormat="1"/>
+    <w:lsdException w:name="heading 8" w:semiHidden="1" w:uiPriority="9" w:unhideWhenUsed="1" w:qFormat="1"/>
+    <w:lsdException w:name="heading 9" w:semiHidden="1" w:uiPriority="9" w:unhideWhenUsed="1" w:qFormat="1"/>
     <w:lsdException w:name="index 1" w:semiHidden="1" w:unhideWhenUsed="1"/>
     <w:lsdException w:name="index 2" w:semiHidden="1" w:unhideWhenUsed="1"/>
     <w:lsdException w:name="index 3" w:semiHidden="1" w:unhideWhenUsed="1"/>
@@ -2467,22 +2037,22 @@
     <w:lsdException w:name="index 7" w:semiHidden="1" w:unhideWhenUsed="1"/>
     <w:lsdException w:name="index 8" w:semiHidden="1" w:unhideWhenUsed="1"/>
     <w:lsdException w:name="index 9" w:semiHidden="1" w:unhideWhenUsed="1"/>
-    <w:lsdException w:name="toc 1" w:uiPriority="39" w:semiHidden="1" w:unhideWhenUsed="1"/>
-    <w:lsdException w:name="toc 2" w:uiPriority="39" w:semiHidden="1" w:unhideWhenUsed="1"/>
-    <w:lsdException w:name="toc 3" w:uiPriority="39" w:semiHidden="1" w:unhideWhenUsed="1"/>
-    <w:lsdException w:name="toc 4" w:uiPriority="39" w:semiHidden="1" w:unhideWhenUsed="1"/>
-    <w:lsdException w:name="toc 5" w:uiPriority="39" w:semiHidden="1" w:unhideWhenUsed="1"/>
-    <w:lsdException w:name="toc 6" w:uiPriority="39" w:semiHidden="1" w:unhideWhenUsed="1"/>
-    <w:lsdException w:name="toc 7" w:uiPriority="39" w:semiHidden="1" w:unhideWhenUsed="1"/>
-    <w:lsdException w:name="toc 8" w:uiPriority="39" w:semiHidden="1" w:unhideWhenUsed="1"/>
-    <w:lsdException w:name="toc 9" w:uiPriority="39" w:semiHidden="1" w:unhideWhenUsed="1"/>
+    <w:lsdException w:name="toc 1" w:semiHidden="1" w:uiPriority="39" w:unhideWhenUsed="1"/>
+    <w:lsdException w:name="toc 2" w:semiHidden="1" w:uiPriority="39" w:unhideWhenUsed="1"/>
+    <w:lsdException w:name="toc 3" w:semiHidden="1" w:uiPriority="39" w:unhideWhenUsed="1"/>
+    <w:lsdException w:name="toc 4" w:semiHidden="1" w:uiPriority="39" w:unhideWhenUsed="1"/>
+    <w:lsdException w:name="toc 5" w:semiHidden="1" w:uiPriority="39" w:unhideWhenUsed="1"/>
+    <w:lsdException w:name="toc 6" w:semiHidden="1" w:uiPriority="39" w:unhideWhenUsed="1"/>
+    <w:lsdException w:name="toc 7" w:semiHidden="1" w:uiPriority="39" w:unhideWhenUsed="1"/>
+    <w:lsdException w:name="toc 8" w:semiHidden="1" w:uiPriority="39" w:unhideWhenUsed="1"/>
+    <w:lsdException w:name="toc 9" w:semiHidden="1" w:uiPriority="39" w:unhideWhenUsed="1"/>
     <w:lsdException w:name="Normal Indent" w:semiHidden="1" w:unhideWhenUsed="1"/>
     <w:lsdException w:name="footnote text" w:semiHidden="1" w:unhideWhenUsed="1"/>
     <w:lsdException w:name="annotation text" w:semiHidden="1" w:unhideWhenUsed="1"/>
     <w:lsdException w:name="header" w:semiHidden="1" w:unhideWhenUsed="1"/>
     <w:lsdException w:name="footer" w:semiHidden="1" w:unhideWhenUsed="1"/>
     <w:lsdException w:name="index heading" w:semiHidden="1" w:unhideWhenUsed="1"/>
-    <w:lsdException w:name="caption" w:uiPriority="35" w:semiHidden="1" w:unhideWhenUsed="1" w:qFormat="1"/>
+    <w:lsdException w:name="caption" w:semiHidden="1" w:uiPriority="35" w:unhideWhenUsed="1" w:qFormat="1"/>
     <w:lsdException w:name="table of figures" w:semiHidden="1" w:unhideWhenUsed="1"/>
     <w:lsdException w:name="envelope address" w:semiHidden="1" w:unhideWhenUsed="1"/>
     <w:lsdException w:name="envelope return" w:semiHidden="1" w:unhideWhenUsed="1"/>
@@ -2513,7 +2083,7 @@
     <w:lsdException w:name="Title" w:uiPriority="10" w:qFormat="1"/>
     <w:lsdException w:name="Closing" w:semiHidden="1" w:unhideWhenUsed="1"/>
     <w:lsdException w:name="Signature" w:semiHidden="1" w:unhideWhenUsed="1"/>
-    <w:lsdException w:name="Default Paragraph Font" w:uiPriority="1" w:semiHidden="1" w:unhideWhenUsed="1"/>
+    <w:lsdException w:name="Default Paragraph Font" w:semiHidden="1" w:uiPriority="1" w:unhideWhenUsed="1"/>
     <w:lsdException w:name="Body Text" w:semiHidden="1" w:unhideWhenUsed="1"/>
     <w:lsdException w:name="Body Text Indent" w:semiHidden="1" w:unhideWhenUsed="1"/>
     <w:lsdException w:name="List Continue" w:semiHidden="1" w:unhideWhenUsed="1"/>
@@ -2713,8 +2283,8 @@
     <w:lsdException w:name="Subtle Reference" w:uiPriority="31" w:qFormat="1"/>
     <w:lsdException w:name="Intense Reference" w:uiPriority="32" w:qFormat="1"/>
     <w:lsdException w:name="Book Title" w:uiPriority="33" w:qFormat="1"/>
-    <w:lsdException w:name="Bibliography" w:uiPriority="37" w:semiHidden="1" w:unhideWhenUsed="1"/>
-    <w:lsdException w:name="TOC Heading" w:uiPriority="39" w:semiHidden="1" w:unhideWhenUsed="1" w:qFormat="1"/>
+    <w:lsdException w:name="Bibliography" w:semiHidden="1" w:uiPriority="37" w:unhideWhenUsed="1"/>
+    <w:lsdException w:name="TOC Heading" w:semiHidden="1" w:uiPriority="39" w:unhideWhenUsed="1" w:qFormat="1"/>
     <w:lsdException w:name="Plain Table 1" w:uiPriority="41"/>
     <w:lsdException w:name="Plain Table 2" w:uiPriority="42"/>
     <w:lsdException w:name="Plain Table 3" w:uiPriority="43"/>
@@ -2825,17 +2395,17 @@
     <w:lsdException w:name="Unresolved Mention" w:semiHidden="1" w:unhideWhenUsed="1"/>
     <w:lsdException w:name="Smart Link" w:semiHidden="1" w:unhideWhenUsed="1"/>
   </w:latentStyles>
-  <w:style w:type="paragraph" w:styleId="Normal" w:default="1">
+  <w:style w:type="paragraph" w:default="1" w:styleId="Normal">
     <w:name w:val="Normal"/>
     <w:qFormat/>
   </w:style>
-  <w:style w:type="character" w:styleId="Fuentedeprrafopredeter" w:default="1">
+  <w:style w:type="character" w:default="1" w:styleId="Fuentedeprrafopredeter">
     <w:name w:val="Default Paragraph Font"/>
     <w:uiPriority w:val="1"/>
     <w:semiHidden/>
     <w:unhideWhenUsed/>
   </w:style>
-  <w:style w:type="table" w:styleId="Tablanormal" w:default="1">
+  <w:style w:type="table" w:default="1" w:styleId="Tablanormal">
     <w:name w:val="Normal Table"/>
     <w:uiPriority w:val="99"/>
     <w:semiHidden/>
@@ -2850,7 +2420,7 @@
       </w:tblCellMar>
     </w:tblPr>
   </w:style>
-  <w:style w:type="numbering" w:styleId="Sinlista" w:default="1">
+  <w:style w:type="numbering" w:default="1" w:styleId="Sinlista">
     <w:name w:val="No List"/>
     <w:uiPriority w:val="99"/>
     <w:semiHidden/>
@@ -2882,7 +2452,7 @@
       <w:spacing w:after="0"/>
     </w:pPr>
   </w:style>
-  <w:style w:type="character" w:styleId="EncabezadoCar" w:customStyle="1">
+  <w:style w:type="character" w:customStyle="1" w:styleId="EncabezadoCar">
     <w:name w:val="Encabezado Car"/>
     <w:basedOn w:val="Fuentedeprrafopredeter"/>
     <w:link w:val="Encabezado"/>
@@ -2904,7 +2474,7 @@
       <w:spacing w:after="0"/>
     </w:pPr>
   </w:style>
-  <w:style w:type="character" w:styleId="PiedepginaCar" w:customStyle="1">
+  <w:style w:type="character" w:customStyle="1" w:styleId="PiedepginaCar">
     <w:name w:val="Pie de página Car"/>
     <w:basedOn w:val="Fuentedeprrafopredeter"/>
     <w:link w:val="Piedepgina"/>
